--- a/report/502IT_Technical_Report.docx
+++ b/report/502IT_Technical_Report.docx
@@ -2,6 +2,8 @@
 <file path=word/document.xml><?xml version="1.0" encoding="utf-8"?>
 <w:document xmlns:wpc="http://schemas.microsoft.com/office/word/2010/wordprocessingCanvas" xmlns:mo="http://schemas.microsoft.com/office/mac/office/2008/main" xmlns:mc="http://schemas.openxmlformats.org/markup-compatibility/2006" xmlns:mv="urn:schemas-microsoft-com:mac:vml" xmlns:o="urn:schemas-microsoft-com:office:office" xmlns:r="http://schemas.openxmlformats.org/officeDocument/2006/relationships" xmlns:m="http://schemas.openxmlformats.org/officeDocument/2006/math" xmlns:v="urn:schemas-microsoft-com:vml" xmlns:wp14="http://schemas.microsoft.com/office/word/2010/wordprocessingDrawing" xmlns:wp="http://schemas.openxmlformats.org/drawingml/2006/wordprocessingDrawing" xmlns:w10="urn:schemas-microsoft-com:office:word" xmlns:w="http://schemas.openxmlformats.org/wordprocessingml/2006/main" xmlns:w14="http://schemas.microsoft.com/office/word/2010/wordml" xmlns:wpg="http://schemas.microsoft.com/office/word/2010/wordprocessingGroup" xmlns:wpi="http://schemas.microsoft.com/office/word/2010/wordprocessingInk" xmlns:wne="http://schemas.microsoft.com/office/word/2006/wordml" xmlns:wps="http://schemas.microsoft.com/office/word/2010/wordprocessingShape" mc:Ignorable="w14 wp14">
   <w:body>
+    <w:p/>
+    <w:p/>
     <w:p>
       <w:pPr>
         <w:jc w:val="center"/>
@@ -9,7 +11,8 @@
       <w:r>
         <w:rPr>
           <w:b/>
-          <w:sz w:val="40"/>
+          <w:color w:val="000000"/>
+          <w:sz w:val="48"/>
         </w:rPr>
         <w:t>Applied Algorithms and Data Structures</w:t>
       </w:r>
@@ -20,9 +23,36 @@
       </w:pPr>
       <w:r>
         <w:rPr>
-          <w:sz w:val="28"/>
+          <w:color w:val="000000"/>
+          <w:sz w:val="30"/>
         </w:rPr>
         <w:t>Technical Report and Implementation</w:t>
+      </w:r>
+    </w:p>
+    <w:p/>
+    <w:p>
+      <w:pPr>
+        <w:pBdr>
+          <w:bottom w:val="single" w:sz="6" w:space="2" w:color="000000"/>
+        </w:pBdr>
+      </w:pPr>
+    </w:p>
+    <w:p>
+      <w:pPr>
+        <w:jc w:val="center"/>
+      </w:pPr>
+      <w:r>
+        <w:rPr>
+          <w:b/>
+          <w:color w:val="000000"/>
+        </w:rPr>
+        <w:t xml:space="preserve">Module: </w:t>
+      </w:r>
+      <w:r>
+        <w:rPr>
+          <w:color w:val="000000"/>
+        </w:rPr>
+        <w:t>502IT - Algorithms and Data Structures</w:t>
       </w:r>
     </w:p>
     <w:p>
@@ -31,18 +61,108 @@
       </w:pPr>
       <w:r>
         <w:rPr>
-          <w:color w:val="555555"/>
-          <w:sz w:val="20"/>
+          <w:b/>
+          <w:color w:val="000000"/>
         </w:rPr>
-        <w:t>Module 502IT - Algorithms and Data Structures</w:t>
-        <w:br/>
-        <w:t>Problems addressed: 1 (Delivery Routes), 2 (Resource Allocation), 5 (Recommendation Engine)</w:t>
+        <w:t xml:space="preserve">Assessment: </w:t>
+      </w:r>
+      <w:r>
+        <w:rPr>
+          <w:color w:val="000000"/>
+        </w:rPr>
+        <w:t>Applied Core Assessment (Composite)</w:t>
       </w:r>
     </w:p>
-    <w:p/>
+    <w:p>
+      <w:pPr>
+        <w:jc w:val="center"/>
+      </w:pPr>
+      <w:r>
+        <w:rPr>
+          <w:b/>
+          <w:color w:val="000000"/>
+        </w:rPr>
+        <w:t xml:space="preserve">Problems addressed: </w:t>
+      </w:r>
+      <w:r>
+        <w:rPr>
+          <w:color w:val="000000"/>
+        </w:rPr>
+        <w:t>1 - Delivery Routes, 2 - Resource Allocation, 5 - Recommendation Engine</w:t>
+      </w:r>
+    </w:p>
+    <w:p>
+      <w:pPr>
+        <w:jc w:val="center"/>
+      </w:pPr>
+      <w:r>
+        <w:rPr>
+          <w:b/>
+          <w:color w:val="000000"/>
+        </w:rPr>
+        <w:t xml:space="preserve">Student ID: </w:t>
+      </w:r>
+      <w:r>
+        <w:rPr>
+          <w:color w:val="000000"/>
+        </w:rPr>
+        <w:t>[insert your student ID]</w:t>
+      </w:r>
+    </w:p>
+    <w:p>
+      <w:pPr>
+        <w:jc w:val="center"/>
+      </w:pPr>
+      <w:r>
+        <w:rPr>
+          <w:b/>
+          <w:color w:val="000000"/>
+        </w:rPr>
+        <w:t xml:space="preserve">Word count: </w:t>
+      </w:r>
+      <w:r>
+        <w:rPr>
+          <w:color w:val="000000"/>
+        </w:rPr>
+        <w:t>approx. 2,400 words (excluding code, tables and figures)</w:t>
+      </w:r>
+    </w:p>
+    <w:p>
+      <w:r>
+        <w:br w:type="page"/>
+      </w:r>
+    </w:p>
     <w:p>
       <w:pPr>
         <w:pStyle w:val="Heading1"/>
+        <w:pBdr>
+          <w:bottom w:val="single" w:sz="6" w:space="2" w:color="000000"/>
+        </w:pBdr>
+      </w:pPr>
+      <w:r>
+        <w:t>Contents</w:t>
+      </w:r>
+    </w:p>
+    <w:p>
+      <w:r>
+        <w:fldChar w:fldCharType="begin"/>
+        <w:instrText xml:space="preserve">TOC \o "1-2" \h \z \u</w:instrText>
+        <w:fldChar w:fldCharType="separate"/>
+        <w:t>Right-click and choose 'Update Field' to build the contents.</w:t>
+        <w:fldChar w:fldCharType="end"/>
+      </w:r>
+    </w:p>
+    <w:p>
+      <w:r>
+        <w:br w:type="page"/>
+      </w:r>
+    </w:p>
+    <w:p>
+      <w:pPr>
+        <w:pStyle w:val="Heading1"/>
+        <w:pBdr>
+          <w:bottom w:val="single" w:sz="6" w:space="2" w:color="000000"/>
+        </w:pBdr>
       </w:pPr>
       <w:r>
         <w:t>1. Introduction</w:t>
@@ -50,12 +170,20 @@
     </w:p>
     <w:p>
       <w:r>
-        <w:t>This report presents the design, implementation and evaluation of solutions to three complex computing problems drawn from the module problem set: optimising delivery routes, dynamic resource allocation, and a bookstore recommendation engine. For each problem the report follows the same structure - problem analysis, algorithm design with pseudocode and a dry run, evaluation of time and space complexity with comparison to alternatives, and a reflection on improvements. The three problems were chosen deliberately to exercise a broad range of data structures - weighted graphs, heaps and priority queues, and hash-based sets and dictionaries - and a broad range of algorithmic strategies, from greedy heuristics and local search to scheduling policies and collaborative filtering. All three solutions are implemented in Python using object-oriented design, share a common test suite, and are accompanied by a graphical demonstrator. The accompanying code is organised as a package (src/) with a separate test package (tests/), reflecting a modular design in which each problem is an independent, reusable component.</w:t>
+        <w:t>In this report I present my design, implementation and evaluation of solutions to three complex problems from the module problem set: optimising delivery routes (Problem 1), dynamic resource allocation (Problem 2), and a bookstore recommendation engine (Problem 5). I selected these three deliberately because, taken together, they let me demonstrate a wide range of data structures - weighted graphs, binary heaps and hash-based sets and dictionaries - and a correspondingly wide range of algorithmic strategies, from greedy heuristics and local search to process scheduling and collaborative filtering. My aim throughout was not simply to produce working code, but to justify every structural and algorithmic choice against its alternatives.</w:t>
+      </w:r>
+    </w:p>
+    <w:p>
+      <w:r>
+        <w:t>For each problem I follow the same structure so that my reasoning is easy to trace: I analyse the problem, I design the algorithm with annotated pseudocode and a worked dry run, I evaluate time and space complexity against alternatives, and I reflect on improvements and edge cases. I implemented all three solutions in Python using object-oriented design, organised as a package (src/) with a separate test package (tests/) so that each problem is an independent, testable component, and I built a graphical demonstrator so each algorithm's behaviour can be seen directly. Section 5 summarises how I validated the work, and Section 6 draws the three strands together.</w:t>
       </w:r>
     </w:p>
     <w:p>
       <w:pPr>
         <w:pStyle w:val="Heading1"/>
+        <w:pBdr>
+          <w:bottom w:val="single" w:sz="6" w:space="2" w:color="000000"/>
+        </w:pBdr>
       </w:pPr>
       <w:r>
         <w:t>2. Problem 1 - Optimising Delivery Routes</w:t>
@@ -71,7 +199,12 @@
     </w:p>
     <w:p>
       <w:r>
-        <w:t>A delivery driver must leave a depot, visit a set of customer addresses exactly once, and return to the depot while travelling the shortest total distance. This is the Travelling Salesperson Problem (TSP), one of the best-known NP-hard optimisation problems: the number of possible tours of n stops is (n-1)!/2, so an exact brute-force search becomes intractable beyond roughly a dozen stops (Cormen et al., 2022). Because a real delivery planner must respond quickly and scale to many addresses, an exact optimum is neither necessary nor affordable; a near-optimal route produced quickly is far more valuable. The natural data structure is a weighted graph in which vertices represent locations and edge weights represent the distance (or travel time) between them. Because any location can be reached from any other, the graph is complete, and the most efficient representation is a distance matrix that allows O(1) lookup of the cost between any pair of stops.</w:t>
+        <w:t>The task is to find the shortest route for a delivery driver who must leave a depot, visit a set of customer addresses exactly once, and return to the depot. I recognised this immediately as the Travelling Salesperson Problem (TSP), one of the best-known NP-hard optimisation problems. The number of distinct tours through n stops is (n-1)!/2, so an exact brute-force search becomes intractable beyond roughly a dozen stops (Cormen et al., 2022). Because a delivery planner must respond quickly and scale to many addresses, I judged that an exact optimum was neither necessary nor affordable; a near-optimal route produced quickly is far more valuable in practice.</w:t>
+      </w:r>
+    </w:p>
+    <w:p>
+      <w:r>
+        <w:t>The natural way to model the problem is a weighted graph whose vertices are locations and whose edge weights are the distances between them. Since a driver can travel between any two addresses, the graph is complete, and I therefore chose a distance matrix as the representation because it gives O(1) look-up of the cost between any pair of stops. I deliberately isolated the distance metric inside the graph class so that the same solvers would work unchanged if straight-line distance were replaced by road distance or travel time.</w:t>
       </w:r>
     </w:p>
     <w:p>
@@ -84,33 +217,36 @@
     </w:p>
     <w:p>
       <w:r>
-        <w:t>The chosen strategy combines a greedy construction heuristic with a local search improvement. The Nearest Neighbour heuristic builds an initial tour by always travelling to the closest unvisited location; this is fast but can leave long 'crossing' edges. A 2-opt local search then repeatedly removes two edges and reconnects the tour the other way whenever doing so shortens it, which systematically removes crossings. The pseudocode for both stages is shown below.</w:t>
+        <w:t>My strategy combines a greedy construction heuristic with a local-search improvement. The Nearest Neighbour heuristic builds a quick initial tour by always travelling to the closest unvisited location; this is fast but can leave long crossing edges. I then apply a 2-opt local search, which repeatedly removes two edges and reconnects the tour the other way whenever doing so shortens it, systematically removing those crossings. The annotated pseudocode for both stages is given below.</w:t>
       </w:r>
     </w:p>
     <w:p>
       <w:pPr>
-        <w:spacing w:before="80" w:after="160"/>
+        <w:spacing w:before="80" w:after="80"/>
         <w:ind w:left="288"/>
-        <w:shd w:val="clear" w:fill="F2F2F2"/>
+        <w:shd w:val="clear" w:fill="EDEDED"/>
       </w:pPr>
       <w:r>
         <w:rPr>
           <w:rFonts w:ascii="Consolas" w:hAnsi="Consolas"/>
-          <w:sz w:val="18"/>
+          <w:color w:val="000000"/>
+          <w:sz w:val="17"/>
         </w:rPr>
         <w:t>FUNCTION NearestNeighbour(graph, depot):</w:t>
         <w:br/>
-        <w:t xml:space="preserve">    tour &lt;- [depot]</w:t>
+        <w:t xml:space="preserve">    tour      &lt;- [depot]</w:t>
         <w:br/>
         <w:t xml:space="preserve">    unvisited &lt;- all locations except depot</w:t>
         <w:br/>
-        <w:t xml:space="preserve">    current &lt;- depot</w:t>
+        <w:t xml:space="preserve">    current   &lt;- depot</w:t>
         <w:br/>
-        <w:t xml:space="preserve">    WHILE unvisited is not empty:</w:t>
+        <w:t xml:space="preserve">    WHILE unvisited is not empty:              # n-1 iterations</w:t>
         <w:br/>
-        <w:t xml:space="preserve">        next &lt;- location in unvisited minimising distance(current, next)</w:t>
+        <w:t xml:space="preserve">        next &lt;- location in unvisited          # scan: O(n)</w:t>
         <w:br/>
-        <w:t xml:space="preserve">        append next to tour;  remove next from unvisited</w:t>
+        <w:t xml:space="preserve">                minimising distance(current, next)</w:t>
+        <w:br/>
+        <w:t xml:space="preserve">        append next to tour; remove next from unvisited</w:t>
         <w:br/>
         <w:t xml:space="preserve">        current &lt;- next</w:t>
         <w:br/>
@@ -123,15 +259,19 @@
         <w:br/>
         <w:t xml:space="preserve">        improved &lt;- false</w:t>
         <w:br/>
-        <w:t xml:space="preserve">        FOR i FROM 1 TO len(tour)-2:</w:t>
+        <w:t xml:space="preserve">        FOR i FROM 1 TO len(tour)-2:           # each edge pair</w:t>
         <w:br/>
-        <w:t xml:space="preserve">            FOR j FROM i+1 TO len(tour)-1:</w:t>
+        <w:t xml:space="preserve">            FOR j FROM i+1 TO len(tour)-1:      # O(n^2) pairs</w:t>
         <w:br/>
-        <w:t xml:space="preserve">                gain &lt;- d(a,c)+d(b,d) - d(a,b) - d(c,d)   # a,b=edge i; c,d=edge j</w:t>
+        <w:t xml:space="preserve">                # a,b = edge before i ; c,d = edge at j</w:t>
         <w:br/>
-        <w:t xml:space="preserve">                IF gain &lt; 0:</w:t>
+        <w:t xml:space="preserve">                gain &lt;- d(a,c)+d(b,d) - d(a,b) - d(c,d)   # O(1)</w:t>
         <w:br/>
-        <w:t xml:space="preserve">                    reverse segment tour[i..j];  improved &lt;- true</w:t>
+        <w:t xml:space="preserve">                IF gain &lt; 0:                    # shorter?</w:t>
+        <w:br/>
+        <w:t xml:space="preserve">                    reverse segment tour[i..j]</w:t>
+        <w:br/>
+        <w:t xml:space="preserve">                    improved &lt;- true</w:t>
         <w:br/>
         <w:t xml:space="preserve">    UNTIL not improved</w:t>
         <w:br/>
@@ -139,13 +279,69 @@
       </w:r>
     </w:p>
     <w:p>
+      <w:pPr>
+        <w:jc w:val="center"/>
+      </w:pPr>
       <w:r>
-        <w:t>Dry run. Consider four locations forming a rectangle: Depot(0,0), A(0,3), B(4,3) and C(4,0). Nearest Neighbour from the Depot selects A (distance 3), then B (distance 4), then C (distance 3), giving the tour Depot-A-B-C-Depot with a return edge of 4, a total of 14. 2-opt finds no reconnection that shortens this perimeter route, so 14 is returned - which is provably optimal for a rectangle. The table traces the construction step by step.</w:t>
+        <w:rPr>
+          <w:i/>
+          <w:color w:val="000000"/>
+          <w:sz w:val="18"/>
+        </w:rPr>
+        <w:t>Listing 1. Nearest Neighbour construction and 2-opt improvement.</w:t>
+      </w:r>
+    </w:p>
+    <w:p>
+      <w:r>
+        <w:t>The heart of 2-opt is that a candidate swap can be scored in constant time by looking only at the four affected edges, which is what makes the local search practical. In my implementation this is a small, self-contained method:</w:t>
+      </w:r>
+    </w:p>
+    <w:p>
+      <w:pPr>
+        <w:spacing w:before="80" w:after="80"/>
+        <w:ind w:left="288"/>
+        <w:shd w:val="clear" w:fill="EDEDED"/>
+      </w:pPr>
+      <w:r>
+        <w:rPr>
+          <w:rFonts w:ascii="Consolas" w:hAnsi="Consolas"/>
+          <w:color w:val="000000"/>
+          <w:sz w:val="17"/>
+        </w:rPr>
+        <w:t>def _swap_gain(self, tour, i, j):</w:t>
+        <w:br/>
+        <w:t xml:space="preserve">    a, b = tour[i - 1], tour[i]</w:t>
+        <w:br/>
+        <w:t xml:space="preserve">    c, d = tour[j], tour[(j + 1) % len(tour)]</w:t>
+        <w:br/>
+        <w:t xml:space="preserve">    before = self._graph.distance(a, b) + self._graph.distance(c, d)</w:t>
+        <w:br/>
+        <w:t xml:space="preserve">    after  = self._graph.distance(a, c) + self._graph.distance(b, d)</w:t>
+        <w:br/>
+        <w:t xml:space="preserve">    return after - before        # negative means the swap helps</w:t>
+      </w:r>
+    </w:p>
+    <w:p>
+      <w:pPr>
+        <w:jc w:val="center"/>
+      </w:pPr>
+      <w:r>
+        <w:rPr>
+          <w:i/>
+          <w:color w:val="000000"/>
+          <w:sz w:val="18"/>
+        </w:rPr>
+        <w:t>Listing 2. Constant-time 2-opt gain calculation (delivery_routes.py).</w:t>
+      </w:r>
+    </w:p>
+    <w:p>
+      <w:r>
+        <w:t>Dry run. To show correctness I trace a small instance whose optimum I can verify by hand: four locations forming a rectangle - Depot(0,0), A(0,3), B(4,3) and C(4,0). Nearest Neighbour from the depot selects A (distance 3), then B (distance 4), then C (distance 3), giving Depot-A-B-C-Depot with a return edge of 4 and a total of 14. 2-opt then finds no reconnection that shortens this route, so 14 is returned - which is provably optimal for a rectangle, since any tour must traverse the perimeter. Table 1 traces the construction step by step.</w:t>
       </w:r>
     </w:p>
     <w:tbl>
       <w:tblPr>
-        <w:tblStyle w:val="LightGrid-Accent1"/>
+        <w:tblStyle w:val="TableGrid"/>
         <w:tblW w:type="auto" w:w="0"/>
         <w:jc w:val="center"/>
         <w:tblLook w:firstColumn="1" w:firstRow="1" w:lastColumn="0" w:lastRow="0" w:noHBand="0" w:noVBand="1" w:val="04A0"/>
@@ -166,6 +362,7 @@
             <w:r>
               <w:rPr>
                 <w:b/>
+                <w:color w:val="000000"/>
                 <w:sz w:val="18"/>
               </w:rPr>
               <w:t>Step</w:t>
@@ -180,6 +377,7 @@
             <w:r>
               <w:rPr>
                 <w:b/>
+                <w:color w:val="000000"/>
                 <w:sz w:val="18"/>
               </w:rPr>
               <w:t>Current</w:t>
@@ -194,9 +392,10 @@
             <w:r>
               <w:rPr>
                 <w:b/>
+                <w:color w:val="000000"/>
                 <w:sz w:val="18"/>
               </w:rPr>
-              <w:t>Candidates (distance)</w:t>
+              <w:t>Candidate distances</w:t>
             </w:r>
           </w:p>
         </w:tc>
@@ -208,6 +407,7 @@
             <w:r>
               <w:rPr>
                 <w:b/>
+                <w:color w:val="000000"/>
                 <w:sz w:val="18"/>
               </w:rPr>
               <w:t>Chosen</w:t>
@@ -222,6 +422,7 @@
             <w:r>
               <w:rPr>
                 <w:b/>
+                <w:color w:val="000000"/>
                 <w:sz w:val="18"/>
               </w:rPr>
               <w:t>Tour so far</w:t>
@@ -237,6 +438,7 @@
           <w:p>
             <w:r>
               <w:rPr>
+                <w:color w:val="000000"/>
                 <w:sz w:val="18"/>
               </w:rPr>
               <w:t>1</w:t>
@@ -250,6 +452,7 @@
           <w:p>
             <w:r>
               <w:rPr>
+                <w:color w:val="000000"/>
                 <w:sz w:val="18"/>
               </w:rPr>
               <w:t>Depot</w:t>
@@ -263,6 +466,7 @@
           <w:p>
             <w:r>
               <w:rPr>
+                <w:color w:val="000000"/>
                 <w:sz w:val="18"/>
               </w:rPr>
               <w:t>A:3, B:5, C:4</w:t>
@@ -276,6 +480,7 @@
           <w:p>
             <w:r>
               <w:rPr>
+                <w:color w:val="000000"/>
                 <w:sz w:val="18"/>
               </w:rPr>
               <w:t>A</w:t>
@@ -289,6 +494,7 @@
           <w:p>
             <w:r>
               <w:rPr>
+                <w:color w:val="000000"/>
                 <w:sz w:val="18"/>
               </w:rPr>
               <w:t>Depot-A</w:t>
@@ -304,6 +510,7 @@
           <w:p>
             <w:r>
               <w:rPr>
+                <w:color w:val="000000"/>
                 <w:sz w:val="18"/>
               </w:rPr>
               <w:t>2</w:t>
@@ -317,6 +524,7 @@
           <w:p>
             <w:r>
               <w:rPr>
+                <w:color w:val="000000"/>
                 <w:sz w:val="18"/>
               </w:rPr>
               <w:t>A</w:t>
@@ -330,6 +538,7 @@
           <w:p>
             <w:r>
               <w:rPr>
+                <w:color w:val="000000"/>
                 <w:sz w:val="18"/>
               </w:rPr>
               <w:t>B:4, C:5</w:t>
@@ -343,6 +552,7 @@
           <w:p>
             <w:r>
               <w:rPr>
+                <w:color w:val="000000"/>
                 <w:sz w:val="18"/>
               </w:rPr>
               <w:t>B</w:t>
@@ -356,6 +566,7 @@
           <w:p>
             <w:r>
               <w:rPr>
+                <w:color w:val="000000"/>
                 <w:sz w:val="18"/>
               </w:rPr>
               <w:t>Depot-A-B</w:t>
@@ -371,6 +582,7 @@
           <w:p>
             <w:r>
               <w:rPr>
+                <w:color w:val="000000"/>
                 <w:sz w:val="18"/>
               </w:rPr>
               <w:t>3</w:t>
@@ -384,6 +596,7 @@
           <w:p>
             <w:r>
               <w:rPr>
+                <w:color w:val="000000"/>
                 <w:sz w:val="18"/>
               </w:rPr>
               <w:t>B</w:t>
@@ -397,6 +610,7 @@
           <w:p>
             <w:r>
               <w:rPr>
+                <w:color w:val="000000"/>
                 <w:sz w:val="18"/>
               </w:rPr>
               <w:t>C:3</w:t>
@@ -410,6 +624,7 @@
           <w:p>
             <w:r>
               <w:rPr>
+                <w:color w:val="000000"/>
                 <w:sz w:val="18"/>
               </w:rPr>
               <w:t>C</w:t>
@@ -423,6 +638,7 @@
           <w:p>
             <w:r>
               <w:rPr>
+                <w:color w:val="000000"/>
                 <w:sz w:val="18"/>
               </w:rPr>
               <w:t>Depot-A-B-C</w:t>
@@ -438,6 +654,7 @@
           <w:p>
             <w:r>
               <w:rPr>
+                <w:color w:val="000000"/>
                 <w:sz w:val="18"/>
               </w:rPr>
               <w:t>4</w:t>
@@ -451,6 +668,7 @@
           <w:p>
             <w:r>
               <w:rPr>
+                <w:color w:val="000000"/>
                 <w:sz w:val="18"/>
               </w:rPr>
               <w:t>C</w:t>
@@ -464,9 +682,10 @@
           <w:p>
             <w:r>
               <w:rPr>
+                <w:color w:val="000000"/>
                 <w:sz w:val="18"/>
               </w:rPr>
-              <w:t>(return)</w:t>
+              <w:t>return to Depot:4</w:t>
             </w:r>
           </w:p>
         </w:tc>
@@ -477,6 +696,7 @@
           <w:p>
             <w:r>
               <w:rPr>
+                <w:color w:val="000000"/>
                 <w:sz w:val="18"/>
               </w:rPr>
               <w:t>Depot</w:t>
@@ -490,6 +710,7 @@
           <w:p>
             <w:r>
               <w:rPr>
+                <w:color w:val="000000"/>
                 <w:sz w:val="18"/>
               </w:rPr>
               <w:t>Depot-A-B-C-Depot (=14)</w:t>
@@ -498,10 +719,23 @@
         </w:tc>
       </w:tr>
     </w:tbl>
+    <w:p>
+      <w:pPr>
+        <w:jc w:val="center"/>
+      </w:pPr>
+      <w:r>
+        <w:rPr>
+          <w:i/>
+          <w:color w:val="000000"/>
+          <w:sz w:val="18"/>
+        </w:rPr>
+        <w:t>Table 1. Nearest Neighbour dry run on the rectangle instance.</w:t>
+      </w:r>
+    </w:p>
     <w:p/>
     <w:p>
       <w:r>
-        <w:t>On the larger seven-stop demonstration data set the Nearest Neighbour tour measures 26.21 units; 2-opt improves it to 26.10. The improvement is modest here because the demonstration points contain few crossings, but on larger, clustered instances 2-opt routinely yields double-digit percentage savings.</w:t>
+        <w:t>On my larger seven-stop demonstration data set the Nearest Neighbour tour measures 26.21 units and 2-opt improves it to 26.10 (Figure 1). The gain is small here because the demonstration points contain few crossings; on larger, clustered instances 2-opt routinely yields double-digit percentage savings, which is why I retained it despite its cost.</w:t>
       </w:r>
     </w:p>
     <w:p>
@@ -511,7 +745,7 @@
       <w:r>
         <w:drawing>
           <wp:inline xmlns:a="http://schemas.openxmlformats.org/drawingml/2006/main" xmlns:pic="http://schemas.openxmlformats.org/drawingml/2006/picture">
-            <wp:extent cx="3291840" cy="2433099"/>
+            <wp:extent cx="3108960" cy="2297927"/>
             <wp:docPr id="1" name="Picture 1"/>
             <wp:cNvGraphicFramePr>
               <a:graphicFrameLocks noChangeAspect="1"/>
@@ -532,7 +766,7 @@
                   <pic:spPr>
                     <a:xfrm>
                       <a:off x="0" y="0"/>
-                      <a:ext cx="3291840" cy="2433099"/>
+                      <a:ext cx="3108960" cy="2297927"/>
                     </a:xfrm>
                     <a:prstGeom prst="rect"/>
                   </pic:spPr>
@@ -550,9 +784,10 @@
       <w:r>
         <w:rPr>
           <w:i/>
+          <w:color w:val="000000"/>
           <w:sz w:val="18"/>
         </w:rPr>
-        <w:t>Figure 1. Tour length before and after 2-opt improvement on the seven-stop data set.</w:t>
+        <w:t>Figure 1. Tour length before and after 2-opt on the seven-stop data set.</w:t>
       </w:r>
     </w:p>
     <w:p>
@@ -562,7 +797,7 @@
       <w:r>
         <w:drawing>
           <wp:inline xmlns:a="http://schemas.openxmlformats.org/drawingml/2006/main" xmlns:pic="http://schemas.openxmlformats.org/drawingml/2006/picture">
-            <wp:extent cx="4754880" cy="3803904"/>
+            <wp:extent cx="4572000" cy="3657600"/>
             <wp:docPr id="2" name="Picture 2"/>
             <wp:cNvGraphicFramePr>
               <a:graphicFrameLocks noChangeAspect="1"/>
@@ -576,1452 +811,6 @@
                   </pic:nvPicPr>
                   <pic:blipFill>
                     <a:blip r:embed="rId10"/>
-                    <a:stretch>
-                      <a:fillRect/>
-                    </a:stretch>
-                  </pic:blipFill>
-                  <pic:spPr>
-                    <a:xfrm>
-                      <a:off x="0" y="0"/>
-                      <a:ext cx="4754880" cy="3803904"/>
-                    </a:xfrm>
-                    <a:prstGeom prst="rect"/>
-                  </pic:spPr>
-                </pic:pic>
-              </a:graphicData>
-            </a:graphic>
-          </wp:inline>
-        </w:drawing>
-      </w:r>
-    </w:p>
-    <w:p>
-      <w:pPr>
-        <w:jc w:val="center"/>
-      </w:pPr>
-      <w:r>
-        <w:rPr>
-          <w:i/>
-          <w:sz w:val="18"/>
-        </w:rPr>
-        <w:t>Figure 2. Graphical demonstrator (Tkinter) plotting the optimised delivery tour from the depot.</w:t>
-      </w:r>
-    </w:p>
-    <w:p>
-      <w:pPr>
-        <w:pStyle w:val="Heading2"/>
-      </w:pPr>
-      <w:r>
-        <w:t>2.3 Evaluation</w:t>
-      </w:r>
-    </w:p>
-    <w:p>
-      <w:r>
-        <w:t>Building the distance matrix costs O(n^2) time and O(n^2) space. Nearest Neighbour performs n iterations, each scanning the unvisited set, giving O(n^2) time. Each 2-opt sweep evaluates every pair of edges - O(n^2) - and a constant-time gain calculation means a bounded number of sweeps keeps the practical cost at roughly O(n^2) to O(n^2 x sweeps). The empirical timing in Figure 3 confirms that Nearest Neighbour construction grows quadratically, tracking the O(n^2) reference curve closely. Compared with the alternatives, an exact solver (dynamic programming, Held-Karp) guarantees the optimum but costs O(n^2 x 2^n) time, which is impractical beyond about 20 stops, while a pure Nearest Neighbour solution is fast but can be 25% or more above optimal. The chosen hybrid is justified because it retains near-linear practical speed for realistic delivery sizes while measurably improving route quality.</w:t>
-      </w:r>
-    </w:p>
-    <w:tbl>
-      <w:tblPr>
-        <w:tblStyle w:val="LightGrid-Accent1"/>
-        <w:tblW w:type="auto" w:w="0"/>
-        <w:jc w:val="center"/>
-        <w:tblLook w:firstColumn="1" w:firstRow="1" w:lastColumn="0" w:lastRow="0" w:noHBand="0" w:noVBand="1" w:val="04A0"/>
-      </w:tblPr>
-      <w:tblGrid>
-        <w:gridCol w:w="2160"/>
-        <w:gridCol w:w="2160"/>
-        <w:gridCol w:w="2160"/>
-        <w:gridCol w:w="2160"/>
-      </w:tblGrid>
-      <w:tr>
-        <w:tc>
-          <w:tcPr>
-            <w:tcW w:type="dxa" w:w="2160"/>
-          </w:tcPr>
-          <w:p>
-            <w:r>
-              <w:rPr>
-                <w:b/>
-                <w:sz w:val="18"/>
-              </w:rPr>
-              <w:t>Approach</w:t>
-            </w:r>
-          </w:p>
-        </w:tc>
-        <w:tc>
-          <w:tcPr>
-            <w:tcW w:type="dxa" w:w="2160"/>
-          </w:tcPr>
-          <w:p>
-            <w:r>
-              <w:rPr>
-                <w:b/>
-                <w:sz w:val="18"/>
-              </w:rPr>
-              <w:t>Time</w:t>
-            </w:r>
-          </w:p>
-        </w:tc>
-        <w:tc>
-          <w:tcPr>
-            <w:tcW w:type="dxa" w:w="2160"/>
-          </w:tcPr>
-          <w:p>
-            <w:r>
-              <w:rPr>
-                <w:b/>
-                <w:sz w:val="18"/>
-              </w:rPr>
-              <w:t>Space</w:t>
-            </w:r>
-          </w:p>
-        </w:tc>
-        <w:tc>
-          <w:tcPr>
-            <w:tcW w:type="dxa" w:w="2160"/>
-          </w:tcPr>
-          <w:p>
-            <w:r>
-              <w:rPr>
-                <w:b/>
-                <w:sz w:val="18"/>
-              </w:rPr>
-              <w:t>Solution quality</w:t>
-            </w:r>
-          </w:p>
-        </w:tc>
-      </w:tr>
-      <w:tr>
-        <w:tc>
-          <w:tcPr>
-            <w:tcW w:type="dxa" w:w="2160"/>
-          </w:tcPr>
-          <w:p>
-            <w:r>
-              <w:rPr>
-                <w:sz w:val="18"/>
-              </w:rPr>
-              <w:t>Brute force / Held-Karp</w:t>
-            </w:r>
-          </w:p>
-        </w:tc>
-        <w:tc>
-          <w:tcPr>
-            <w:tcW w:type="dxa" w:w="2160"/>
-          </w:tcPr>
-          <w:p>
-            <w:r>
-              <w:rPr>
-                <w:sz w:val="18"/>
-              </w:rPr>
-              <w:t>O(n^2 * 2^n)</w:t>
-            </w:r>
-          </w:p>
-        </w:tc>
-        <w:tc>
-          <w:tcPr>
-            <w:tcW w:type="dxa" w:w="2160"/>
-          </w:tcPr>
-          <w:p>
-            <w:r>
-              <w:rPr>
-                <w:sz w:val="18"/>
-              </w:rPr>
-              <w:t>O(n * 2^n)</w:t>
-            </w:r>
-          </w:p>
-        </w:tc>
-        <w:tc>
-          <w:tcPr>
-            <w:tcW w:type="dxa" w:w="2160"/>
-          </w:tcPr>
-          <w:p>
-            <w:r>
-              <w:rPr>
-                <w:sz w:val="18"/>
-              </w:rPr>
-              <w:t>Optimal</w:t>
-            </w:r>
-          </w:p>
-        </w:tc>
-      </w:tr>
-      <w:tr>
-        <w:tc>
-          <w:tcPr>
-            <w:tcW w:type="dxa" w:w="2160"/>
-          </w:tcPr>
-          <w:p>
-            <w:r>
-              <w:rPr>
-                <w:sz w:val="18"/>
-              </w:rPr>
-              <w:t>Nearest Neighbour only</w:t>
-            </w:r>
-          </w:p>
-        </w:tc>
-        <w:tc>
-          <w:tcPr>
-            <w:tcW w:type="dxa" w:w="2160"/>
-          </w:tcPr>
-          <w:p>
-            <w:r>
-              <w:rPr>
-                <w:sz w:val="18"/>
-              </w:rPr>
-              <w:t>O(n^2)</w:t>
-            </w:r>
-          </w:p>
-        </w:tc>
-        <w:tc>
-          <w:tcPr>
-            <w:tcW w:type="dxa" w:w="2160"/>
-          </w:tcPr>
-          <w:p>
-            <w:r>
-              <w:rPr>
-                <w:sz w:val="18"/>
-              </w:rPr>
-              <w:t>O(n^2)</w:t>
-            </w:r>
-          </w:p>
-        </w:tc>
-        <w:tc>
-          <w:tcPr>
-            <w:tcW w:type="dxa" w:w="2160"/>
-          </w:tcPr>
-          <w:p>
-            <w:r>
-              <w:rPr>
-                <w:sz w:val="18"/>
-              </w:rPr>
-              <w:t>~25% above optimal</w:t>
-            </w:r>
-          </w:p>
-        </w:tc>
-      </w:tr>
-      <w:tr>
-        <w:tc>
-          <w:tcPr>
-            <w:tcW w:type="dxa" w:w="2160"/>
-          </w:tcPr>
-          <w:p>
-            <w:r>
-              <w:rPr>
-                <w:sz w:val="18"/>
-              </w:rPr>
-              <w:t>NN + 2-opt (chosen)</w:t>
-            </w:r>
-          </w:p>
-        </w:tc>
-        <w:tc>
-          <w:tcPr>
-            <w:tcW w:type="dxa" w:w="2160"/>
-          </w:tcPr>
-          <w:p>
-            <w:r>
-              <w:rPr>
-                <w:sz w:val="18"/>
-              </w:rPr>
-              <w:t>O(n^2) per sweep</w:t>
-            </w:r>
-          </w:p>
-        </w:tc>
-        <w:tc>
-          <w:tcPr>
-            <w:tcW w:type="dxa" w:w="2160"/>
-          </w:tcPr>
-          <w:p>
-            <w:r>
-              <w:rPr>
-                <w:sz w:val="18"/>
-              </w:rPr>
-              <w:t>O(n^2)</w:t>
-            </w:r>
-          </w:p>
-        </w:tc>
-        <w:tc>
-          <w:tcPr>
-            <w:tcW w:type="dxa" w:w="2160"/>
-          </w:tcPr>
-          <w:p>
-            <w:r>
-              <w:rPr>
-                <w:sz w:val="18"/>
-              </w:rPr>
-              <w:t>Typically &lt;5% above optimal</w:t>
-            </w:r>
-          </w:p>
-        </w:tc>
-      </w:tr>
-    </w:tbl>
-    <w:p/>
-    <w:p>
-      <w:pPr>
-        <w:jc w:val="center"/>
-      </w:pPr>
-      <w:r>
-        <w:drawing>
-          <wp:inline xmlns:a="http://schemas.openxmlformats.org/drawingml/2006/main" xmlns:pic="http://schemas.openxmlformats.org/drawingml/2006/picture">
-            <wp:extent cx="4754880" cy="2852928"/>
-            <wp:docPr id="3" name="Picture 3"/>
-            <wp:cNvGraphicFramePr>
-              <a:graphicFrameLocks noChangeAspect="1"/>
-            </wp:cNvGraphicFramePr>
-            <a:graphic>
-              <a:graphicData uri="http://schemas.openxmlformats.org/drawingml/2006/picture">
-                <pic:pic>
-                  <pic:nvPicPr>
-                    <pic:cNvPr id="0" name="chart_scaling.png"/>
-                    <pic:cNvPicPr/>
-                  </pic:nvPicPr>
-                  <pic:blipFill>
-                    <a:blip r:embed="rId11"/>
-                    <a:stretch>
-                      <a:fillRect/>
-                    </a:stretch>
-                  </pic:blipFill>
-                  <pic:spPr>
-                    <a:xfrm>
-                      <a:off x="0" y="0"/>
-                      <a:ext cx="4754880" cy="2852928"/>
-                    </a:xfrm>
-                    <a:prstGeom prst="rect"/>
-                  </pic:spPr>
-                </pic:pic>
-              </a:graphicData>
-            </a:graphic>
-          </wp:inline>
-        </w:drawing>
-      </w:r>
-    </w:p>
-    <w:p>
-      <w:pPr>
-        <w:jc w:val="center"/>
-      </w:pPr>
-      <w:r>
-        <w:rPr>
-          <w:i/>
-          <w:sz w:val="18"/>
-        </w:rPr>
-        <w:t>Figure 3. Measured Nearest-Neighbour construction time against an O(n^2) reference curve.</w:t>
-      </w:r>
-    </w:p>
-    <w:p>
-      <w:pPr>
-        <w:pStyle w:val="Heading2"/>
-      </w:pPr>
-      <w:r>
-        <w:t>2.4 Reflection and Improvements</w:t>
-      </w:r>
-    </w:p>
-    <w:p>
-      <w:r>
-        <w:t>For very large instances the O(n^2) distance matrix dominates memory; a spatial index such as a k-d tree would allow nearest-neighbour queries without storing every pairwise distance. Route quality could be improved further with Or-opt or Lin-Kernighan moves, or by seeding several Nearest Neighbour tours from different depots and keeping the best. Edge cases already handled include duplicate location names (rejected) and fewer than two locations (rejected); a production system would also need asymmetric costs (one-way streets) and time-window constraints, turning the problem into a richer vehicle-routing problem.</w:t>
-      </w:r>
-    </w:p>
-    <w:p>
-      <w:pPr>
-        <w:pStyle w:val="Heading1"/>
-      </w:pPr>
-      <w:r>
-        <w:t>3. Problem 2 - Dynamic Resource Allocation</w:t>
-      </w:r>
-    </w:p>
-    <w:p>
-      <w:pPr>
-        <w:pStyle w:val="Heading2"/>
-      </w:pPr>
-      <w:r>
-        <w:t>3.1 Problem Analysis</w:t>
-      </w:r>
-    </w:p>
-    <w:p>
-      <w:r>
-        <w:t>A task manager must assign a limited pool of interchangeable computing resources - for example CPU cores - to incoming processes according to a scheduling policy. Each process has an arrival time, a burst (service) time and a priority. The objective is to order execution so as to optimise measures such as average waiting time and average turnaround time. Different policies favour different goals: fairness, throughput, or responsiveness. The core data-structure question is how to select the next process to run efficiently. A naive scan of all ready processes is O(n) per decision, whereas a binary heap (priority queue) yields the highest-priority or shortest job in O(log n), which matters when many processes are ready at once. This problem therefore showcases heaps and demonstrates how the same abstract scheduling contract can be realised by several interchangeable policies.</w:t>
-      </w:r>
-    </w:p>
-    <w:p>
-      <w:pPr>
-        <w:pStyle w:val="Heading2"/>
-      </w:pPr>
-      <w:r>
-        <w:t>3.2 Algorithm Design</w:t>
-      </w:r>
-    </w:p>
-    <w:p>
-      <w:r>
-        <w:t>The design centres on an abstract Scheduler base class that defines the run() contract and shared reporting logic; four concrete policies inherit from it and override selection behaviour, an example of polymorphism. First-Come-First-Served orders by arrival; Shortest Job First and Priority scheduling use a min-heap keyed on burst time and priority respectively; Round Robin time-slices processes with a fixed quantum. The pseudocode for the heap-based non-preemptive policies is shown below.</w:t>
-      </w:r>
-    </w:p>
-    <w:p>
-      <w:pPr>
-        <w:spacing w:before="80" w:after="160"/>
-        <w:ind w:left="288"/>
-        <w:shd w:val="clear" w:fill="F2F2F2"/>
-      </w:pPr>
-      <w:r>
-        <w:rPr>
-          <w:rFonts w:ascii="Consolas" w:hAnsi="Consolas"/>
-          <w:sz w:val="18"/>
-        </w:rPr>
-        <w:t>FUNCTION HeapSchedule(processes, key):        # key = burst  (SJF)</w:t>
-        <w:br/>
-        <w:t xml:space="preserve">    pending &lt;- processes sorted by arrival     #     or priority (Priority)</w:t>
-        <w:br/>
-        <w:t xml:space="preserve">    ready &lt;- empty min-heap;  clock &lt;- 0;  done &lt;- []</w:t>
-        <w:br/>
-        <w:t xml:space="preserve">    WHILE pending not empty OR ready not empty:</w:t>
-        <w:br/>
-        <w:t xml:space="preserve">        move every process with arrival &lt;= clock from pending into ready</w:t>
-        <w:br/>
-        <w:t xml:space="preserve">        IF ready is empty:</w:t>
-        <w:br/>
-        <w:t xml:space="preserve">            clock &lt;- arrival time of next pending process;  CONTINUE</w:t>
-        <w:br/>
-        <w:t xml:space="preserve">        p &lt;- pop process with smallest key from ready     # O(log n)</w:t>
-        <w:br/>
-        <w:t xml:space="preserve">        p.start &lt;- clock;  clock &lt;- clock + p.burst;  p.finish &lt;- clock</w:t>
-        <w:br/>
-        <w:t xml:space="preserve">        append p to done</w:t>
-        <w:br/>
-        <w:t xml:space="preserve">    RETURN done</w:t>
-      </w:r>
-    </w:p>
-    <w:p>
-      <w:r>
-        <w:t>Dry run. Four processes arrive: P1(arrival 0, burst 7), P2(2,4), P3(4,1), P4(5,4). Under Shortest Job First, P1 is the only process present at t=0 so it runs to t=7; by then P2, P3 and P4 are all ready, and the heap returns the shortest, P3 (burst 1), then P2 (burst 4), then P4. The completion order is P1, P3, P2, P4 with an average waiting time of 4.00, compared with 4.75 for First-Come-First-Served on the same workload - a clear illustration of why SJF minimises mean waiting time.</w:t>
-      </w:r>
-    </w:p>
-    <w:tbl>
-      <w:tblPr>
-        <w:tblStyle w:val="LightGrid-Accent1"/>
-        <w:tblW w:type="auto" w:w="0"/>
-        <w:jc w:val="center"/>
-        <w:tblLook w:firstColumn="1" w:firstRow="1" w:lastColumn="0" w:lastRow="0" w:noHBand="0" w:noVBand="1" w:val="04A0"/>
-      </w:tblPr>
-      <w:tblGrid>
-        <w:gridCol w:w="2160"/>
-        <w:gridCol w:w="2160"/>
-        <w:gridCol w:w="2160"/>
-        <w:gridCol w:w="2160"/>
-      </w:tblGrid>
-      <w:tr>
-        <w:tc>
-          <w:tcPr>
-            <w:tcW w:type="dxa" w:w="2160"/>
-          </w:tcPr>
-          <w:p>
-            <w:r>
-              <w:rPr>
-                <w:b/>
-                <w:sz w:val="18"/>
-              </w:rPr>
-              <w:t>Policy</w:t>
-            </w:r>
-          </w:p>
-        </w:tc>
-        <w:tc>
-          <w:tcPr>
-            <w:tcW w:type="dxa" w:w="2160"/>
-          </w:tcPr>
-          <w:p>
-            <w:r>
-              <w:rPr>
-                <w:b/>
-                <w:sz w:val="18"/>
-              </w:rPr>
-              <w:t>Completion order</w:t>
-            </w:r>
-          </w:p>
-        </w:tc>
-        <w:tc>
-          <w:tcPr>
-            <w:tcW w:type="dxa" w:w="2160"/>
-          </w:tcPr>
-          <w:p>
-            <w:r>
-              <w:rPr>
-                <w:b/>
-                <w:sz w:val="18"/>
-              </w:rPr>
-              <w:t>Avg waiting</w:t>
-            </w:r>
-          </w:p>
-        </w:tc>
-        <w:tc>
-          <w:tcPr>
-            <w:tcW w:type="dxa" w:w="2160"/>
-          </w:tcPr>
-          <w:p>
-            <w:r>
-              <w:rPr>
-                <w:b/>
-                <w:sz w:val="18"/>
-              </w:rPr>
-              <w:t>Avg turnaround</w:t>
-            </w:r>
-          </w:p>
-        </w:tc>
-      </w:tr>
-      <w:tr>
-        <w:tc>
-          <w:tcPr>
-            <w:tcW w:type="dxa" w:w="2160"/>
-          </w:tcPr>
-          <w:p>
-            <w:r>
-              <w:rPr>
-                <w:sz w:val="18"/>
-              </w:rPr>
-              <w:t>FCFS</w:t>
-            </w:r>
-          </w:p>
-        </w:tc>
-        <w:tc>
-          <w:tcPr>
-            <w:tcW w:type="dxa" w:w="2160"/>
-          </w:tcPr>
-          <w:p>
-            <w:r>
-              <w:rPr>
-                <w:sz w:val="18"/>
-              </w:rPr>
-              <w:t>P1, P2, P3, P4</w:t>
-            </w:r>
-          </w:p>
-        </w:tc>
-        <w:tc>
-          <w:tcPr>
-            <w:tcW w:type="dxa" w:w="2160"/>
-          </w:tcPr>
-          <w:p>
-            <w:r>
-              <w:rPr>
-                <w:sz w:val="18"/>
-              </w:rPr>
-              <w:t>4.75</w:t>
-            </w:r>
-          </w:p>
-        </w:tc>
-        <w:tc>
-          <w:tcPr>
-            <w:tcW w:type="dxa" w:w="2160"/>
-          </w:tcPr>
-          <w:p>
-            <w:r>
-              <w:rPr>
-                <w:sz w:val="18"/>
-              </w:rPr>
-              <w:t>8.75</w:t>
-            </w:r>
-          </w:p>
-        </w:tc>
-      </w:tr>
-      <w:tr>
-        <w:tc>
-          <w:tcPr>
-            <w:tcW w:type="dxa" w:w="2160"/>
-          </w:tcPr>
-          <w:p>
-            <w:r>
-              <w:rPr>
-                <w:sz w:val="18"/>
-              </w:rPr>
-              <w:t>SJF</w:t>
-            </w:r>
-          </w:p>
-        </w:tc>
-        <w:tc>
-          <w:tcPr>
-            <w:tcW w:type="dxa" w:w="2160"/>
-          </w:tcPr>
-          <w:p>
-            <w:r>
-              <w:rPr>
-                <w:sz w:val="18"/>
-              </w:rPr>
-              <w:t>P1, P3, P2, P4</w:t>
-            </w:r>
-          </w:p>
-        </w:tc>
-        <w:tc>
-          <w:tcPr>
-            <w:tcW w:type="dxa" w:w="2160"/>
-          </w:tcPr>
-          <w:p>
-            <w:r>
-              <w:rPr>
-                <w:sz w:val="18"/>
-              </w:rPr>
-              <w:t>4.00</w:t>
-            </w:r>
-          </w:p>
-        </w:tc>
-        <w:tc>
-          <w:tcPr>
-            <w:tcW w:type="dxa" w:w="2160"/>
-          </w:tcPr>
-          <w:p>
-            <w:r>
-              <w:rPr>
-                <w:sz w:val="18"/>
-              </w:rPr>
-              <w:t>8.00</w:t>
-            </w:r>
-          </w:p>
-        </w:tc>
-      </w:tr>
-      <w:tr>
-        <w:tc>
-          <w:tcPr>
-            <w:tcW w:type="dxa" w:w="2160"/>
-          </w:tcPr>
-          <w:p>
-            <w:r>
-              <w:rPr>
-                <w:sz w:val="18"/>
-              </w:rPr>
-              <w:t>Priority</w:t>
-            </w:r>
-          </w:p>
-        </w:tc>
-        <w:tc>
-          <w:tcPr>
-            <w:tcW w:type="dxa" w:w="2160"/>
-          </w:tcPr>
-          <w:p>
-            <w:r>
-              <w:rPr>
-                <w:sz w:val="18"/>
-              </w:rPr>
-              <w:t>P1, P2, P4, P3</w:t>
-            </w:r>
-          </w:p>
-        </w:tc>
-        <w:tc>
-          <w:tcPr>
-            <w:tcW w:type="dxa" w:w="2160"/>
-          </w:tcPr>
-          <w:p>
-            <w:r>
-              <w:rPr>
-                <w:sz w:val="18"/>
-              </w:rPr>
-              <w:t>5.50</w:t>
-            </w:r>
-          </w:p>
-        </w:tc>
-        <w:tc>
-          <w:tcPr>
-            <w:tcW w:type="dxa" w:w="2160"/>
-          </w:tcPr>
-          <w:p>
-            <w:r>
-              <w:rPr>
-                <w:sz w:val="18"/>
-              </w:rPr>
-              <w:t>9.50</w:t>
-            </w:r>
-          </w:p>
-        </w:tc>
-      </w:tr>
-      <w:tr>
-        <w:tc>
-          <w:tcPr>
-            <w:tcW w:type="dxa" w:w="2160"/>
-          </w:tcPr>
-          <w:p>
-            <w:r>
-              <w:rPr>
-                <w:sz w:val="18"/>
-              </w:rPr>
-              <w:t>Round Robin (q=2)</w:t>
-            </w:r>
-          </w:p>
-        </w:tc>
-        <w:tc>
-          <w:tcPr>
-            <w:tcW w:type="dxa" w:w="2160"/>
-          </w:tcPr>
-          <w:p>
-            <w:r>
-              <w:rPr>
-                <w:sz w:val="18"/>
-              </w:rPr>
-              <w:t>P3, P2, P4, P1</w:t>
-            </w:r>
-          </w:p>
-        </w:tc>
-        <w:tc>
-          <w:tcPr>
-            <w:tcW w:type="dxa" w:w="2160"/>
-          </w:tcPr>
-          <w:p>
-            <w:r>
-              <w:rPr>
-                <w:sz w:val="18"/>
-              </w:rPr>
-              <w:t>5.00</w:t>
-            </w:r>
-          </w:p>
-        </w:tc>
-        <w:tc>
-          <w:tcPr>
-            <w:tcW w:type="dxa" w:w="2160"/>
-          </w:tcPr>
-          <w:p>
-            <w:r>
-              <w:rPr>
-                <w:sz w:val="18"/>
-              </w:rPr>
-              <w:t>9.00</w:t>
-            </w:r>
-          </w:p>
-        </w:tc>
-      </w:tr>
-    </w:tbl>
-    <w:p/>
-    <w:p>
-      <w:pPr>
-        <w:jc w:val="center"/>
-      </w:pPr>
-      <w:r>
-        <w:drawing>
-          <wp:inline xmlns:a="http://schemas.openxmlformats.org/drawingml/2006/main" xmlns:pic="http://schemas.openxmlformats.org/drawingml/2006/picture">
-            <wp:extent cx="4754880" cy="2760898"/>
-            <wp:docPr id="4" name="Picture 4"/>
-            <wp:cNvGraphicFramePr>
-              <a:graphicFrameLocks noChangeAspect="1"/>
-            </wp:cNvGraphicFramePr>
-            <a:graphic>
-              <a:graphicData uri="http://schemas.openxmlformats.org/drawingml/2006/picture">
-                <pic:pic>
-                  <pic:nvPicPr>
-                    <pic:cNvPr id="0" name="chart_schedulers.png"/>
-                    <pic:cNvPicPr/>
-                  </pic:nvPicPr>
-                  <pic:blipFill>
-                    <a:blip r:embed="rId12"/>
-                    <a:stretch>
-                      <a:fillRect/>
-                    </a:stretch>
-                  </pic:blipFill>
-                  <pic:spPr>
-                    <a:xfrm>
-                      <a:off x="0" y="0"/>
-                      <a:ext cx="4754880" cy="2760898"/>
-                    </a:xfrm>
-                    <a:prstGeom prst="rect"/>
-                  </pic:spPr>
-                </pic:pic>
-              </a:graphicData>
-            </a:graphic>
-          </wp:inline>
-        </w:drawing>
-      </w:r>
-    </w:p>
-    <w:p>
-      <w:pPr>
-        <w:jc w:val="center"/>
-      </w:pPr>
-      <w:r>
-        <w:rPr>
-          <w:i/>
-          <w:sz w:val="18"/>
-        </w:rPr>
-        <w:t>Figure 4. Average waiting and turnaround time for each scheduling policy on the sample workload.</w:t>
-      </w:r>
-    </w:p>
-    <w:p>
-      <w:pPr>
-        <w:pStyle w:val="Heading2"/>
-      </w:pPr>
-      <w:r>
-        <w:t>3.3 Evaluation</w:t>
-      </w:r>
-    </w:p>
-    <w:p>
-      <w:r>
-        <w:t>Sorting the arrival order costs O(n log n); thereafter each process is inserted into and removed from the heap once, at O(log n) each, so the heap-based policies run in O(n log n) overall with O(n) space. First-Come-First-Served needs only a sort and is also O(n log n). Round Robin processes each quantum in turn; with total service time T and quantum q it performs O(T/q) slices, so its cost depends on the workload rather than n alone. As the results show, Shortest Job First achieves the lowest average waiting time, which is a known optimal property for non-preemptive scheduling on a single resource (Silberschatz et al., 2018), but it risks starving long jobs and requires burst times to be known in advance. Priority scheduling is flexible but can also starve low-priority work, while Round Robin guarantees responsiveness and fairness at the cost of higher average turnaround. The abstract-base-class design is justified because it lets these trade-offs be compared on identical data through a single interface.</w:t>
-      </w:r>
-    </w:p>
-    <w:tbl>
-      <w:tblPr>
-        <w:tblStyle w:val="LightGrid-Accent1"/>
-        <w:tblW w:type="auto" w:w="0"/>
-        <w:jc w:val="center"/>
-        <w:tblLook w:firstColumn="1" w:firstRow="1" w:lastColumn="0" w:lastRow="0" w:noHBand="0" w:noVBand="1" w:val="04A0"/>
-      </w:tblPr>
-      <w:tblGrid>
-        <w:gridCol w:w="2160"/>
-        <w:gridCol w:w="2160"/>
-        <w:gridCol w:w="2160"/>
-        <w:gridCol w:w="2160"/>
-      </w:tblGrid>
-      <w:tr>
-        <w:tc>
-          <w:tcPr>
-            <w:tcW w:type="dxa" w:w="2160"/>
-          </w:tcPr>
-          <w:p>
-            <w:r>
-              <w:rPr>
-                <w:b/>
-                <w:sz w:val="18"/>
-              </w:rPr>
-              <w:t>Policy</w:t>
-            </w:r>
-          </w:p>
-        </w:tc>
-        <w:tc>
-          <w:tcPr>
-            <w:tcW w:type="dxa" w:w="2160"/>
-          </w:tcPr>
-          <w:p>
-            <w:r>
-              <w:rPr>
-                <w:b/>
-                <w:sz w:val="18"/>
-              </w:rPr>
-              <w:t>Time</w:t>
-            </w:r>
-          </w:p>
-        </w:tc>
-        <w:tc>
-          <w:tcPr>
-            <w:tcW w:type="dxa" w:w="2160"/>
-          </w:tcPr>
-          <w:p>
-            <w:r>
-              <w:rPr>
-                <w:b/>
-                <w:sz w:val="18"/>
-              </w:rPr>
-              <w:t>Space</w:t>
-            </w:r>
-          </w:p>
-        </w:tc>
-        <w:tc>
-          <w:tcPr>
-            <w:tcW w:type="dxa" w:w="2160"/>
-          </w:tcPr>
-          <w:p>
-            <w:r>
-              <w:rPr>
-                <w:b/>
-                <w:sz w:val="18"/>
-              </w:rPr>
-              <w:t>Best for</w:t>
-            </w:r>
-          </w:p>
-        </w:tc>
-      </w:tr>
-      <w:tr>
-        <w:tc>
-          <w:tcPr>
-            <w:tcW w:type="dxa" w:w="2160"/>
-          </w:tcPr>
-          <w:p>
-            <w:r>
-              <w:rPr>
-                <w:sz w:val="18"/>
-              </w:rPr>
-              <w:t>FCFS</w:t>
-            </w:r>
-          </w:p>
-        </w:tc>
-        <w:tc>
-          <w:tcPr>
-            <w:tcW w:type="dxa" w:w="2160"/>
-          </w:tcPr>
-          <w:p>
-            <w:r>
-              <w:rPr>
-                <w:sz w:val="18"/>
-              </w:rPr>
-              <w:t>O(n log n)</w:t>
-            </w:r>
-          </w:p>
-        </w:tc>
-        <w:tc>
-          <w:tcPr>
-            <w:tcW w:type="dxa" w:w="2160"/>
-          </w:tcPr>
-          <w:p>
-            <w:r>
-              <w:rPr>
-                <w:sz w:val="18"/>
-              </w:rPr>
-              <w:t>O(n)</w:t>
-            </w:r>
-          </w:p>
-        </w:tc>
-        <w:tc>
-          <w:tcPr>
-            <w:tcW w:type="dxa" w:w="2160"/>
-          </w:tcPr>
-          <w:p>
-            <w:r>
-              <w:rPr>
-                <w:sz w:val="18"/>
-              </w:rPr>
-              <w:t>Simplicity, fairness by arrival</w:t>
-            </w:r>
-          </w:p>
-        </w:tc>
-      </w:tr>
-      <w:tr>
-        <w:tc>
-          <w:tcPr>
-            <w:tcW w:type="dxa" w:w="2160"/>
-          </w:tcPr>
-          <w:p>
-            <w:r>
-              <w:rPr>
-                <w:sz w:val="18"/>
-              </w:rPr>
-              <w:t>SJF (heap)</w:t>
-            </w:r>
-          </w:p>
-        </w:tc>
-        <w:tc>
-          <w:tcPr>
-            <w:tcW w:type="dxa" w:w="2160"/>
-          </w:tcPr>
-          <w:p>
-            <w:r>
-              <w:rPr>
-                <w:sz w:val="18"/>
-              </w:rPr>
-              <w:t>O(n log n)</w:t>
-            </w:r>
-          </w:p>
-        </w:tc>
-        <w:tc>
-          <w:tcPr>
-            <w:tcW w:type="dxa" w:w="2160"/>
-          </w:tcPr>
-          <w:p>
-            <w:r>
-              <w:rPr>
-                <w:sz w:val="18"/>
-              </w:rPr>
-              <w:t>O(n)</w:t>
-            </w:r>
-          </w:p>
-        </w:tc>
-        <w:tc>
-          <w:tcPr>
-            <w:tcW w:type="dxa" w:w="2160"/>
-          </w:tcPr>
-          <w:p>
-            <w:r>
-              <w:rPr>
-                <w:sz w:val="18"/>
-              </w:rPr>
-              <w:t>Minimum average waiting time</w:t>
-            </w:r>
-          </w:p>
-        </w:tc>
-      </w:tr>
-      <w:tr>
-        <w:tc>
-          <w:tcPr>
-            <w:tcW w:type="dxa" w:w="2160"/>
-          </w:tcPr>
-          <w:p>
-            <w:r>
-              <w:rPr>
-                <w:sz w:val="18"/>
-              </w:rPr>
-              <w:t>Priority (heap)</w:t>
-            </w:r>
-          </w:p>
-        </w:tc>
-        <w:tc>
-          <w:tcPr>
-            <w:tcW w:type="dxa" w:w="2160"/>
-          </w:tcPr>
-          <w:p>
-            <w:r>
-              <w:rPr>
-                <w:sz w:val="18"/>
-              </w:rPr>
-              <w:t>O(n log n)</w:t>
-            </w:r>
-          </w:p>
-        </w:tc>
-        <w:tc>
-          <w:tcPr>
-            <w:tcW w:type="dxa" w:w="2160"/>
-          </w:tcPr>
-          <w:p>
-            <w:r>
-              <w:rPr>
-                <w:sz w:val="18"/>
-              </w:rPr>
-              <w:t>O(n)</w:t>
-            </w:r>
-          </w:p>
-        </w:tc>
-        <w:tc>
-          <w:tcPr>
-            <w:tcW w:type="dxa" w:w="2160"/>
-          </w:tcPr>
-          <w:p>
-            <w:r>
-              <w:rPr>
-                <w:sz w:val="18"/>
-              </w:rPr>
-              <w:t>Importance-based ordering</w:t>
-            </w:r>
-          </w:p>
-        </w:tc>
-      </w:tr>
-      <w:tr>
-        <w:tc>
-          <w:tcPr>
-            <w:tcW w:type="dxa" w:w="2160"/>
-          </w:tcPr>
-          <w:p>
-            <w:r>
-              <w:rPr>
-                <w:sz w:val="18"/>
-              </w:rPr>
-              <w:t>Round Robin</w:t>
-            </w:r>
-          </w:p>
-        </w:tc>
-        <w:tc>
-          <w:tcPr>
-            <w:tcW w:type="dxa" w:w="2160"/>
-          </w:tcPr>
-          <w:p>
-            <w:r>
-              <w:rPr>
-                <w:sz w:val="18"/>
-              </w:rPr>
-              <w:t>O(T/q)</w:t>
-            </w:r>
-          </w:p>
-        </w:tc>
-        <w:tc>
-          <w:tcPr>
-            <w:tcW w:type="dxa" w:w="2160"/>
-          </w:tcPr>
-          <w:p>
-            <w:r>
-              <w:rPr>
-                <w:sz w:val="18"/>
-              </w:rPr>
-              <w:t>O(n)</w:t>
-            </w:r>
-          </w:p>
-        </w:tc>
-        <w:tc>
-          <w:tcPr>
-            <w:tcW w:type="dxa" w:w="2160"/>
-          </w:tcPr>
-          <w:p>
-            <w:r>
-              <w:rPr>
-                <w:sz w:val="18"/>
-              </w:rPr>
-              <w:t>Responsiveness, no starvation</w:t>
-            </w:r>
-          </w:p>
-        </w:tc>
-      </w:tr>
-    </w:tbl>
-    <w:p/>
-    <w:p>
-      <w:pPr>
-        <w:pStyle w:val="Heading2"/>
-      </w:pPr>
-      <w:r>
-        <w:t>3.4 Reflection and Improvements</w:t>
-      </w:r>
-    </w:p>
-    <w:p>
-      <w:r>
-        <w:t>The current schedulers model a single resource unit; extending to the multi-core case would mean tracking several concurrent execution timelines and releasing resources back to the pool as jobs finish - the ResourcePool class already encapsulates capacity to support this. Starvation in SJF and Priority scheduling could be mitigated with ageing, gradually raising the priority of long-waiting jobs. Preemptive variants (Shortest Remaining Time First) would further reduce waiting time when bursts are uncertain. Edge cases handled include rejecting non-positive burst times and preventing the resource pool from being over-allocated or over-released.</w:t>
-      </w:r>
-    </w:p>
-    <w:p>
-      <w:pPr>
-        <w:pStyle w:val="Heading1"/>
-      </w:pPr>
-      <w:r>
-        <w:t>4. Problem 5 - Recommendation Engine for a Bookstore</w:t>
-      </w:r>
-    </w:p>
-    <w:p>
-      <w:pPr>
-        <w:pStyle w:val="Heading2"/>
-      </w:pPr>
-      <w:r>
-        <w:t>4.1 Problem Analysis</w:t>
-      </w:r>
-    </w:p>
-    <w:p>
-      <w:r>
-        <w:t>The task is to recommend books to a reader based on the reading habits of other users. This is a recommendation problem best addressed with collaborative filtering, which assumes that people who agreed in the past will agree in the future (Ricci et al., 2015). The essential relationship - which user has read which books - is naturally modelled as a mapping from each user to a set of book identifiers. Sets are the ideal structure because the similarity between two users can be expressed directly as a set operation, and dictionaries give O(1) lookup of any user or book by identifier. The similarity measure chosen is the Jaccard index, the size of the intersection of two users' book sets divided by the size of their union, which is simple, bounded between 0 and 1, and well suited to the binary 'has read / has not read' data available.</w:t>
-      </w:r>
-    </w:p>
-    <w:p>
-      <w:pPr>
-        <w:pStyle w:val="Heading2"/>
-      </w:pPr>
-      <w:r>
-        <w:t>4.2 Algorithm Design</w:t>
-      </w:r>
-    </w:p>
-    <w:p>
-      <w:r>
-        <w:t>To recommend books for a target user, the engine computes the Jaccard similarity between that user and every other user, then scores each unread book by summing the similarities of the users who have read it. Books that are popular among close neighbours therefore rise to the top. The pseudocode is shown below.</w:t>
-      </w:r>
-    </w:p>
-    <w:p>
-      <w:pPr>
-        <w:spacing w:before="80" w:after="160"/>
-        <w:ind w:left="288"/>
-        <w:shd w:val="clear" w:fill="F2F2F2"/>
-      </w:pPr>
-      <w:r>
-        <w:rPr>
-          <w:rFonts w:ascii="Consolas" w:hAnsi="Consolas"/>
-          <w:sz w:val="18"/>
-        </w:rPr>
-        <w:t>FUNCTION Recommend(target, users, limit):</w:t>
-        <w:br/>
-        <w:t xml:space="preserve">    scores &lt;- empty map (book -&gt; number)</w:t>
-        <w:br/>
-        <w:t xml:space="preserve">    FOR each other IN users, other != target:</w:t>
-        <w:br/>
-        <w:t xml:space="preserve">        sim &lt;- |target.read AND other.read| / |target.read OR other.read|</w:t>
-        <w:br/>
-        <w:t xml:space="preserve">        IF sim &gt; 0:</w:t>
-        <w:br/>
-        <w:t xml:space="preserve">            FOR each book IN other.read:</w:t>
-        <w:br/>
-        <w:t xml:space="preserve">                IF book NOT IN target.read:</w:t>
-        <w:br/>
-        <w:t xml:space="preserve">                    scores[book] &lt;- scores[book] + sim</w:t>
-        <w:br/>
-        <w:t xml:space="preserve">    RETURN top 'limit' books by score (descending)</w:t>
-      </w:r>
-    </w:p>
-    <w:p>
-      <w:r>
-        <w:t>Dry run. The target reader 'Dev' has read Clean Code (b1), Introduction to Algorithms (b3) and Deep Learning (b4). 'Ann' has read b1, The Pragmatic Programmer (b2) and b3, giving an intersection of {b1, b3} and a union of {b1, b2, b3, b4}, so their Jaccard similarity is 2/4 = 0.5. 'Ben' (b1, b2, b4) is likewise 0.5 and 'Cara' (b3, b4, b6) is also 0.5. The Pragmatic Programmer (b2) is unread by Dev and appears in the sets of both Ann and Ben, so it accumulates 0.5 + 0.5 = 1.0 and is recommended first; Dune (b6), read only by Cara, scores 0.5 and comes second. This matches the engine's output shown in Figure 5.</w:t>
-      </w:r>
-    </w:p>
-    <w:tbl>
-      <w:tblPr>
-        <w:tblStyle w:val="LightGrid-Accent1"/>
-        <w:tblW w:type="auto" w:w="0"/>
-        <w:jc w:val="center"/>
-        <w:tblLook w:firstColumn="1" w:firstRow="1" w:lastColumn="0" w:lastRow="0" w:noHBand="0" w:noVBand="1" w:val="04A0"/>
-      </w:tblPr>
-      <w:tblGrid>
-        <w:gridCol w:w="2160"/>
-        <w:gridCol w:w="2160"/>
-        <w:gridCol w:w="2160"/>
-        <w:gridCol w:w="2160"/>
-      </w:tblGrid>
-      <w:tr>
-        <w:tc>
-          <w:tcPr>
-            <w:tcW w:type="dxa" w:w="2160"/>
-          </w:tcPr>
-          <w:p>
-            <w:r>
-              <w:rPr>
-                <w:b/>
-                <w:sz w:val="18"/>
-              </w:rPr>
-              <w:t>Neighbour</w:t>
-            </w:r>
-          </w:p>
-        </w:tc>
-        <w:tc>
-          <w:tcPr>
-            <w:tcW w:type="dxa" w:w="2160"/>
-          </w:tcPr>
-          <w:p>
-            <w:r>
-              <w:rPr>
-                <w:b/>
-                <w:sz w:val="18"/>
-              </w:rPr>
-              <w:t>Their books</w:t>
-            </w:r>
-          </w:p>
-        </w:tc>
-        <w:tc>
-          <w:tcPr>
-            <w:tcW w:type="dxa" w:w="2160"/>
-          </w:tcPr>
-          <w:p>
-            <w:r>
-              <w:rPr>
-                <w:b/>
-                <w:sz w:val="18"/>
-              </w:rPr>
-              <w:t>Intersection with Dev</w:t>
-            </w:r>
-          </w:p>
-        </w:tc>
-        <w:tc>
-          <w:tcPr>
-            <w:tcW w:type="dxa" w:w="2160"/>
-          </w:tcPr>
-          <w:p>
-            <w:r>
-              <w:rPr>
-                <w:b/>
-                <w:sz w:val="18"/>
-              </w:rPr>
-              <w:t>Jaccard</w:t>
-            </w:r>
-          </w:p>
-        </w:tc>
-      </w:tr>
-      <w:tr>
-        <w:tc>
-          <w:tcPr>
-            <w:tcW w:type="dxa" w:w="2160"/>
-          </w:tcPr>
-          <w:p>
-            <w:r>
-              <w:rPr>
-                <w:sz w:val="18"/>
-              </w:rPr>
-              <w:t>Ann</w:t>
-            </w:r>
-          </w:p>
-        </w:tc>
-        <w:tc>
-          <w:tcPr>
-            <w:tcW w:type="dxa" w:w="2160"/>
-          </w:tcPr>
-          <w:p>
-            <w:r>
-              <w:rPr>
-                <w:sz w:val="18"/>
-              </w:rPr>
-              <w:t>b1, b2, b3</w:t>
-            </w:r>
-          </w:p>
-        </w:tc>
-        <w:tc>
-          <w:tcPr>
-            <w:tcW w:type="dxa" w:w="2160"/>
-          </w:tcPr>
-          <w:p>
-            <w:r>
-              <w:rPr>
-                <w:sz w:val="18"/>
-              </w:rPr>
-              <w:t>b1, b3</w:t>
-            </w:r>
-          </w:p>
-        </w:tc>
-        <w:tc>
-          <w:tcPr>
-            <w:tcW w:type="dxa" w:w="2160"/>
-          </w:tcPr>
-          <w:p>
-            <w:r>
-              <w:rPr>
-                <w:sz w:val="18"/>
-              </w:rPr>
-              <w:t>2/4 = 0.50</w:t>
-            </w:r>
-          </w:p>
-        </w:tc>
-      </w:tr>
-      <w:tr>
-        <w:tc>
-          <w:tcPr>
-            <w:tcW w:type="dxa" w:w="2160"/>
-          </w:tcPr>
-          <w:p>
-            <w:r>
-              <w:rPr>
-                <w:sz w:val="18"/>
-              </w:rPr>
-              <w:t>Ben</w:t>
-            </w:r>
-          </w:p>
-        </w:tc>
-        <w:tc>
-          <w:tcPr>
-            <w:tcW w:type="dxa" w:w="2160"/>
-          </w:tcPr>
-          <w:p>
-            <w:r>
-              <w:rPr>
-                <w:sz w:val="18"/>
-              </w:rPr>
-              <w:t>b1, b2, b4</w:t>
-            </w:r>
-          </w:p>
-        </w:tc>
-        <w:tc>
-          <w:tcPr>
-            <w:tcW w:type="dxa" w:w="2160"/>
-          </w:tcPr>
-          <w:p>
-            <w:r>
-              <w:rPr>
-                <w:sz w:val="18"/>
-              </w:rPr>
-              <w:t>b1, b4</w:t>
-            </w:r>
-          </w:p>
-        </w:tc>
-        <w:tc>
-          <w:tcPr>
-            <w:tcW w:type="dxa" w:w="2160"/>
-          </w:tcPr>
-          <w:p>
-            <w:r>
-              <w:rPr>
-                <w:sz w:val="18"/>
-              </w:rPr>
-              <w:t>2/4 = 0.50</w:t>
-            </w:r>
-          </w:p>
-        </w:tc>
-      </w:tr>
-      <w:tr>
-        <w:tc>
-          <w:tcPr>
-            <w:tcW w:type="dxa" w:w="2160"/>
-          </w:tcPr>
-          <w:p>
-            <w:r>
-              <w:rPr>
-                <w:sz w:val="18"/>
-              </w:rPr>
-              <w:t>Cara</w:t>
-            </w:r>
-          </w:p>
-        </w:tc>
-        <w:tc>
-          <w:tcPr>
-            <w:tcW w:type="dxa" w:w="2160"/>
-          </w:tcPr>
-          <w:p>
-            <w:r>
-              <w:rPr>
-                <w:sz w:val="18"/>
-              </w:rPr>
-              <w:t>b3, b4, b6</w:t>
-            </w:r>
-          </w:p>
-        </w:tc>
-        <w:tc>
-          <w:tcPr>
-            <w:tcW w:type="dxa" w:w="2160"/>
-          </w:tcPr>
-          <w:p>
-            <w:r>
-              <w:rPr>
-                <w:sz w:val="18"/>
-              </w:rPr>
-              <w:t>b3, b4</w:t>
-            </w:r>
-          </w:p>
-        </w:tc>
-        <w:tc>
-          <w:tcPr>
-            <w:tcW w:type="dxa" w:w="2160"/>
-          </w:tcPr>
-          <w:p>
-            <w:r>
-              <w:rPr>
-                <w:sz w:val="18"/>
-              </w:rPr>
-              <w:t>2/4 = 0.50</w:t>
-            </w:r>
-          </w:p>
-        </w:tc>
-      </w:tr>
-    </w:tbl>
-    <w:p/>
-    <w:p>
-      <w:pPr>
-        <w:jc w:val="center"/>
-      </w:pPr>
-      <w:r>
-        <w:drawing>
-          <wp:inline xmlns:a="http://schemas.openxmlformats.org/drawingml/2006/main" xmlns:pic="http://schemas.openxmlformats.org/drawingml/2006/picture">
-            <wp:extent cx="4754880" cy="2607515"/>
-            <wp:docPr id="5" name="Picture 5"/>
-            <wp:cNvGraphicFramePr>
-              <a:graphicFrameLocks noChangeAspect="1"/>
-            </wp:cNvGraphicFramePr>
-            <a:graphic>
-              <a:graphicData uri="http://schemas.openxmlformats.org/drawingml/2006/picture">
-                <pic:pic>
-                  <pic:nvPicPr>
-                    <pic:cNvPr id="0" name="chart_recommendations.png"/>
-                    <pic:cNvPicPr/>
-                  </pic:nvPicPr>
-                  <pic:blipFill>
-                    <a:blip r:embed="rId13"/>
-                    <a:stretch>
-                      <a:fillRect/>
-                    </a:stretch>
-                  </pic:blipFill>
-                  <pic:spPr>
-                    <a:xfrm>
-                      <a:off x="0" y="0"/>
-                      <a:ext cx="4754880" cy="2607515"/>
-                    </a:xfrm>
-                    <a:prstGeom prst="rect"/>
-                  </pic:spPr>
-                </pic:pic>
-              </a:graphicData>
-            </a:graphic>
-          </wp:inline>
-        </w:drawing>
-      </w:r>
-    </w:p>
-    <w:p>
-      <w:pPr>
-        <w:jc w:val="center"/>
-      </w:pPr>
-      <w:r>
-        <w:rPr>
-          <w:i/>
-          <w:sz w:val="18"/>
-        </w:rPr>
-        <w:t>Figure 5. Recommendation scores for reader 'Dev' produced by the collaborative-filtering engine.</w:t>
-      </w:r>
-    </w:p>
-    <w:p>
-      <w:pPr>
-        <w:jc w:val="center"/>
-      </w:pPr>
-      <w:r>
-        <w:drawing>
-          <wp:inline xmlns:a="http://schemas.openxmlformats.org/drawingml/2006/main" xmlns:pic="http://schemas.openxmlformats.org/drawingml/2006/picture">
-            <wp:extent cx="4572000" cy="3657600"/>
-            <wp:docPr id="6" name="Picture 6"/>
-            <wp:cNvGraphicFramePr>
-              <a:graphicFrameLocks noChangeAspect="1"/>
-            </wp:cNvGraphicFramePr>
-            <a:graphic>
-              <a:graphicData uri="http://schemas.openxmlformats.org/drawingml/2006/picture">
-                <pic:pic>
-                  <pic:nvPicPr>
-                    <pic:cNvPr id="0" name="gui_tab3.png"/>
-                    <pic:cNvPicPr/>
-                  </pic:nvPicPr>
-                  <pic:blipFill>
-                    <a:blip r:embed="rId14"/>
                     <a:stretch>
                       <a:fillRect/>
                     </a:stretch>
@@ -2047,9 +836,10 @@
       <w:r>
         <w:rPr>
           <w:i/>
+          <w:color w:val="000000"/>
           <w:sz w:val="18"/>
         </w:rPr>
-        <w:t>Figure 6. Recommendation tab of the graphical demonstrator, selectable per user.</w:t>
+        <w:t>Figure 2. My Tkinter demonstrator plotting the optimised tour from the depot.</w:t>
       </w:r>
     </w:p>
     <w:p>
@@ -2057,17 +847,74 @@
         <w:pStyle w:val="Heading2"/>
       </w:pPr>
       <w:r>
-        <w:t>4.3 Evaluation</w:t>
+        <w:t>2.3 Complexity Evaluation</w:t>
       </w:r>
     </w:p>
     <w:p>
       <w:r>
-        <w:t>For u users each having read at most b books, computing similarity to every other user costs O(u x b) because each set operation is linear in the set sizes; scoring candidate books adds a further O(u x b), so a single recommendation is O(u x b) time and O(b) additional space for the score map. This user-based approach is simple and transparent but recomputes similarities on every request. An item-based alternative pre-computes book-to-book similarities and can serve recommendations faster at query time, at the cost of more memory and a heavier offline build. Matrix-factorisation methods scale to millions of users but sacrifice the interpretability that Jaccard similarity offers. For a bookstore of moderate size the chosen user-based collaborative filter is justified by its clarity, its exactness, and the natural fit between set operations and the underlying data.</w:t>
+        <w:t>Building the distance matrix is a one-off O(n^2) cost in both time and space. Nearest Neighbour performs n-1 iterations, each scanning the unvisited set, so its worst-case and average-case time are both O(n^2), with O(n) additional space for the tour. Each 2-opt sweep evaluates every pair of edges - O(n^2) - and because each gain test is O(1), the cost of a sweep is O(n^2); the number of sweeps is small and bounded in practice, giving an overall practical cost of roughly O(n^2) to O(k*n^2) for k sweeps. To confirm this empirically I timed construction on random instances from 10 to 400 stops; as Figure 3 shows, the measured curve tracks an O(n^2) reference closely.</w:t>
+      </w:r>
+    </w:p>
+    <w:p>
+      <w:pPr>
+        <w:jc w:val="center"/>
+      </w:pPr>
+      <w:r>
+        <w:drawing>
+          <wp:inline xmlns:a="http://schemas.openxmlformats.org/drawingml/2006/main" xmlns:pic="http://schemas.openxmlformats.org/drawingml/2006/picture">
+            <wp:extent cx="4572000" cy="2743200"/>
+            <wp:docPr id="3" name="Picture 3"/>
+            <wp:cNvGraphicFramePr>
+              <a:graphicFrameLocks noChangeAspect="1"/>
+            </wp:cNvGraphicFramePr>
+            <a:graphic>
+              <a:graphicData uri="http://schemas.openxmlformats.org/drawingml/2006/picture">
+                <pic:pic>
+                  <pic:nvPicPr>
+                    <pic:cNvPr id="0" name="chart_scaling.png"/>
+                    <pic:cNvPicPr/>
+                  </pic:nvPicPr>
+                  <pic:blipFill>
+                    <a:blip r:embed="rId11"/>
+                    <a:stretch>
+                      <a:fillRect/>
+                    </a:stretch>
+                  </pic:blipFill>
+                  <pic:spPr>
+                    <a:xfrm>
+                      <a:off x="0" y="0"/>
+                      <a:ext cx="4572000" cy="2743200"/>
+                    </a:xfrm>
+                    <a:prstGeom prst="rect"/>
+                  </pic:spPr>
+                </pic:pic>
+              </a:graphicData>
+            </a:graphic>
+          </wp:inline>
+        </w:drawing>
+      </w:r>
+    </w:p>
+    <w:p>
+      <w:pPr>
+        <w:jc w:val="center"/>
+      </w:pPr>
+      <w:r>
+        <w:rPr>
+          <w:i/>
+          <w:color w:val="000000"/>
+          <w:sz w:val="18"/>
+        </w:rPr>
+        <w:t>Figure 3. Measured Nearest Neighbour construction time against an O(n^2) reference.</w:t>
+      </w:r>
+    </w:p>
+    <w:p>
+      <w:r>
+        <w:t>I compared this hybrid against two alternatives (Table 2). An exact solver such as Held-Karp dynamic programming guarantees the optimum but costs O(n^2 * 2^n) time and O(n * 2^n) space, which is impractical beyond about 20 stops. Nearest Neighbour on its own is fast but can produce tours around 25% above optimal because early greedy choices force poor later ones. My justification for the NN + 2-opt hybrid is that it keeps near-quadratic practical speed for realistic delivery sizes while measurably improving route quality - the best balance of the three for this use case.</w:t>
       </w:r>
     </w:p>
     <w:tbl>
       <w:tblPr>
-        <w:tblStyle w:val="LightGrid-Accent1"/>
+        <w:tblStyle w:val="TableGrid"/>
         <w:tblW w:type="auto" w:w="0"/>
         <w:jc w:val="center"/>
         <w:tblLook w:firstColumn="1" w:firstRow="1" w:lastColumn="0" w:lastRow="0" w:noHBand="0" w:noVBand="1" w:val="04A0"/>
@@ -2087,6 +934,7 @@
             <w:r>
               <w:rPr>
                 <w:b/>
+                <w:color w:val="000000"/>
                 <w:sz w:val="18"/>
               </w:rPr>
               <w:t>Approach</w:t>
@@ -2101,6 +949,1659 @@
             <w:r>
               <w:rPr>
                 <w:b/>
+                <w:color w:val="000000"/>
+                <w:sz w:val="18"/>
+              </w:rPr>
+              <w:t>Time</w:t>
+            </w:r>
+          </w:p>
+        </w:tc>
+        <w:tc>
+          <w:tcPr>
+            <w:tcW w:type="dxa" w:w="2160"/>
+          </w:tcPr>
+          <w:p>
+            <w:r>
+              <w:rPr>
+                <w:b/>
+                <w:color w:val="000000"/>
+                <w:sz w:val="18"/>
+              </w:rPr>
+              <w:t>Space</w:t>
+            </w:r>
+          </w:p>
+        </w:tc>
+        <w:tc>
+          <w:tcPr>
+            <w:tcW w:type="dxa" w:w="2160"/>
+          </w:tcPr>
+          <w:p>
+            <w:r>
+              <w:rPr>
+                <w:b/>
+                <w:color w:val="000000"/>
+                <w:sz w:val="18"/>
+              </w:rPr>
+              <w:t>Solution quality</w:t>
+            </w:r>
+          </w:p>
+        </w:tc>
+      </w:tr>
+      <w:tr>
+        <w:tc>
+          <w:tcPr>
+            <w:tcW w:type="dxa" w:w="2160"/>
+          </w:tcPr>
+          <w:p>
+            <w:r>
+              <w:rPr>
+                <w:color w:val="000000"/>
+                <w:sz w:val="18"/>
+              </w:rPr>
+              <w:t>Held-Karp (exact)</w:t>
+            </w:r>
+          </w:p>
+        </w:tc>
+        <w:tc>
+          <w:tcPr>
+            <w:tcW w:type="dxa" w:w="2160"/>
+          </w:tcPr>
+          <w:p>
+            <w:r>
+              <w:rPr>
+                <w:color w:val="000000"/>
+                <w:sz w:val="18"/>
+              </w:rPr>
+              <w:t>O(n^2 * 2^n)</w:t>
+            </w:r>
+          </w:p>
+        </w:tc>
+        <w:tc>
+          <w:tcPr>
+            <w:tcW w:type="dxa" w:w="2160"/>
+          </w:tcPr>
+          <w:p>
+            <w:r>
+              <w:rPr>
+                <w:color w:val="000000"/>
+                <w:sz w:val="18"/>
+              </w:rPr>
+              <w:t>O(n * 2^n)</w:t>
+            </w:r>
+          </w:p>
+        </w:tc>
+        <w:tc>
+          <w:tcPr>
+            <w:tcW w:type="dxa" w:w="2160"/>
+          </w:tcPr>
+          <w:p>
+            <w:r>
+              <w:rPr>
+                <w:color w:val="000000"/>
+                <w:sz w:val="18"/>
+              </w:rPr>
+              <w:t>Optimal</w:t>
+            </w:r>
+          </w:p>
+        </w:tc>
+      </w:tr>
+      <w:tr>
+        <w:tc>
+          <w:tcPr>
+            <w:tcW w:type="dxa" w:w="2160"/>
+          </w:tcPr>
+          <w:p>
+            <w:r>
+              <w:rPr>
+                <w:color w:val="000000"/>
+                <w:sz w:val="18"/>
+              </w:rPr>
+              <w:t>Nearest Neighbour only</w:t>
+            </w:r>
+          </w:p>
+        </w:tc>
+        <w:tc>
+          <w:tcPr>
+            <w:tcW w:type="dxa" w:w="2160"/>
+          </w:tcPr>
+          <w:p>
+            <w:r>
+              <w:rPr>
+                <w:color w:val="000000"/>
+                <w:sz w:val="18"/>
+              </w:rPr>
+              <w:t>O(n^2)</w:t>
+            </w:r>
+          </w:p>
+        </w:tc>
+        <w:tc>
+          <w:tcPr>
+            <w:tcW w:type="dxa" w:w="2160"/>
+          </w:tcPr>
+          <w:p>
+            <w:r>
+              <w:rPr>
+                <w:color w:val="000000"/>
+                <w:sz w:val="18"/>
+              </w:rPr>
+              <w:t>O(n^2)</w:t>
+            </w:r>
+          </w:p>
+        </w:tc>
+        <w:tc>
+          <w:tcPr>
+            <w:tcW w:type="dxa" w:w="2160"/>
+          </w:tcPr>
+          <w:p>
+            <w:r>
+              <w:rPr>
+                <w:color w:val="000000"/>
+                <w:sz w:val="18"/>
+              </w:rPr>
+              <w:t>~25% above optimal</w:t>
+            </w:r>
+          </w:p>
+        </w:tc>
+      </w:tr>
+      <w:tr>
+        <w:tc>
+          <w:tcPr>
+            <w:tcW w:type="dxa" w:w="2160"/>
+          </w:tcPr>
+          <w:p>
+            <w:r>
+              <w:rPr>
+                <w:color w:val="000000"/>
+                <w:sz w:val="18"/>
+              </w:rPr>
+              <w:t>NN + 2-opt (my choice)</w:t>
+            </w:r>
+          </w:p>
+        </w:tc>
+        <w:tc>
+          <w:tcPr>
+            <w:tcW w:type="dxa" w:w="2160"/>
+          </w:tcPr>
+          <w:p>
+            <w:r>
+              <w:rPr>
+                <w:color w:val="000000"/>
+                <w:sz w:val="18"/>
+              </w:rPr>
+              <w:t>O(k * n^2)</w:t>
+            </w:r>
+          </w:p>
+        </w:tc>
+        <w:tc>
+          <w:tcPr>
+            <w:tcW w:type="dxa" w:w="2160"/>
+          </w:tcPr>
+          <w:p>
+            <w:r>
+              <w:rPr>
+                <w:color w:val="000000"/>
+                <w:sz w:val="18"/>
+              </w:rPr>
+              <w:t>O(n^2)</w:t>
+            </w:r>
+          </w:p>
+        </w:tc>
+        <w:tc>
+          <w:tcPr>
+            <w:tcW w:type="dxa" w:w="2160"/>
+          </w:tcPr>
+          <w:p>
+            <w:r>
+              <w:rPr>
+                <w:color w:val="000000"/>
+                <w:sz w:val="18"/>
+              </w:rPr>
+              <w:t>Typically &lt;5% above optimal</w:t>
+            </w:r>
+          </w:p>
+        </w:tc>
+      </w:tr>
+    </w:tbl>
+    <w:p>
+      <w:pPr>
+        <w:jc w:val="center"/>
+      </w:pPr>
+      <w:r>
+        <w:rPr>
+          <w:i/>
+          <w:color w:val="000000"/>
+          <w:sz w:val="18"/>
+        </w:rPr>
+        <w:t>Table 2. Delivery-routing approaches compared.</w:t>
+      </w:r>
+    </w:p>
+    <w:p/>
+    <w:p>
+      <w:pPr>
+        <w:pStyle w:val="Heading2"/>
+      </w:pPr>
+      <w:r>
+        <w:t>2.4 Reflection and Improvements</w:t>
+      </w:r>
+    </w:p>
+    <w:p>
+      <w:r>
+        <w:t>For very large instances the O(n^2) distance matrix would dominate memory, so I would replace it with a spatial index such as a k-d tree to answer nearest-neighbour queries without storing every pairwise distance. Route quality could be pushed further with Or-opt or Lin-Kernighan moves, or by seeding several Nearest Neighbour tours from different starting points and keeping the best. My implementation already rejects the important edge cases of duplicate location names and fewer than two locations; a production system would additionally need asymmetric costs (one-way streets) and time windows, which would turn this into a richer vehicle-routing problem.</w:t>
+      </w:r>
+    </w:p>
+    <w:p>
+      <w:pPr>
+        <w:pStyle w:val="Heading1"/>
+        <w:pBdr>
+          <w:bottom w:val="single" w:sz="6" w:space="2" w:color="000000"/>
+        </w:pBdr>
+      </w:pPr>
+      <w:r>
+        <w:t>3. Problem 2 - Dynamic Resource Allocation</w:t>
+      </w:r>
+    </w:p>
+    <w:p>
+      <w:pPr>
+        <w:pStyle w:val="Heading2"/>
+      </w:pPr>
+      <w:r>
+        <w:t>3.1 Problem Analysis</w:t>
+      </w:r>
+    </w:p>
+    <w:p>
+      <w:r>
+        <w:t>Here I had to simulate a task manager that assigns a limited pool of interchangeable resources - for example CPU cores - to incoming processes according to a scheduling policy. Each process has an arrival time, a burst (service) time and a priority, and the goal is to order execution so as to optimise measures such as average waiting time and average turnaround time. Different policies favour different goals - fairness, throughput or responsiveness - so I decided the most instructive design would implement several policies behind one interface and compare them on identical data.</w:t>
+      </w:r>
+    </w:p>
+    <w:p>
+      <w:r>
+        <w:t>The central data-structure question is how to select the next process efficiently. A naive scan of all ready processes is O(n) per decision, whereas a binary heap returns the shortest or highest-priority job in O(log n). I therefore chose Python's heapq to back the Shortest Job First and Priority policies - the single most important efficiency decision here.</w:t>
+      </w:r>
+    </w:p>
+    <w:p>
+      <w:pPr>
+        <w:pStyle w:val="Heading2"/>
+      </w:pPr>
+      <w:r>
+        <w:t>3.2 Algorithm Design</w:t>
+      </w:r>
+    </w:p>
+    <w:p>
+      <w:r>
+        <w:t>I designed an abstract Scheduler base class that defines the run() contract and the shared reporting logic, and four concrete policies that inherit from it - First-Come-First-Served, Shortest Job First, Priority and Round Robin. This is a direct use of polymorphism: my reporting code calls run() without knowing or caring which policy it holds. The abstract base is concise:</w:t>
+      </w:r>
+    </w:p>
+    <w:p>
+      <w:pPr>
+        <w:spacing w:before="80" w:after="80"/>
+        <w:ind w:left="288"/>
+        <w:shd w:val="clear" w:fill="EDEDED"/>
+      </w:pPr>
+      <w:r>
+        <w:rPr>
+          <w:rFonts w:ascii="Consolas" w:hAnsi="Consolas"/>
+          <w:color w:val="000000"/>
+          <w:sz w:val="17"/>
+        </w:rPr>
+        <w:t>class Scheduler(ABC):</w:t>
+        <w:br/>
+        <w:t xml:space="preserve">    @abstractmethod</w:t>
+        <w:br/>
+        <w:t xml:space="preserve">    def run(self, processes): ...        # each policy overrides this</w:t>
+        <w:br/>
+        <w:br/>
+        <w:t xml:space="preserve">    def run_and_report(self, processes):</w:t>
+        <w:br/>
+        <w:t xml:space="preserve">        completed = self.run([self._clone(p) for p in processes])</w:t>
+        <w:br/>
+        <w:t xml:space="preserve">        n = len(completed)</w:t>
+        <w:br/>
+        <w:t xml:space="preserve">        return ScheduleResult(</w:t>
+        <w:br/>
+        <w:t xml:space="preserve">            order=[p.pid for p in completed],</w:t>
+        <w:br/>
+        <w:t xml:space="preserve">            avg_waiting=sum(p.waiting_time for p in completed) / n,</w:t>
+        <w:br/>
+        <w:t xml:space="preserve">            avg_turnaround=sum(p.turnaround_time for p in completed) / n)</w:t>
+      </w:r>
+    </w:p>
+    <w:p>
+      <w:pPr>
+        <w:jc w:val="center"/>
+      </w:pPr>
+      <w:r>
+        <w:rPr>
+          <w:i/>
+          <w:color w:val="000000"/>
+          <w:sz w:val="18"/>
+        </w:rPr>
+        <w:t>Listing 3. The abstract Scheduler and its shared reporting (resource_allocation.py).</w:t>
+      </w:r>
+    </w:p>
+    <w:p>
+      <w:r>
+        <w:t>The heap-based non-preemptive policies share one shape, differing only in the key used to order the ready queue - burst time for Shortest Job First and priority for Priority scheduling. The pseudocode below makes the O(log n) selection explicit.</w:t>
+      </w:r>
+    </w:p>
+    <w:p>
+      <w:pPr>
+        <w:spacing w:before="80" w:after="80"/>
+        <w:ind w:left="288"/>
+        <w:shd w:val="clear" w:fill="EDEDED"/>
+      </w:pPr>
+      <w:r>
+        <w:rPr>
+          <w:rFonts w:ascii="Consolas" w:hAnsi="Consolas"/>
+          <w:color w:val="000000"/>
+          <w:sz w:val="17"/>
+        </w:rPr>
+        <w:t>FUNCTION HeapSchedule(processes, key):        # key = burst  (SJF)</w:t>
+        <w:br/>
+        <w:t xml:space="preserve">    pending &lt;- processes sorted by arrival    #     or priority (Priority)</w:t>
+        <w:br/>
+        <w:t xml:space="preserve">    ready   &lt;- empty min-heap; clock &lt;- 0; done &lt;- []</w:t>
+        <w:br/>
+        <w:t xml:space="preserve">    WHILE pending not empty OR ready not empty:</w:t>
+        <w:br/>
+        <w:t xml:space="preserve">        move every process with arrival &lt;= clock into ready   # push: O(log n)</w:t>
+        <w:br/>
+        <w:t xml:space="preserve">        IF ready is empty:</w:t>
+        <w:br/>
+        <w:t xml:space="preserve">            clock &lt;- arrival of next pending process; CONTINUE</w:t>
+        <w:br/>
+        <w:t xml:space="preserve">        p &lt;- pop process with smallest key from ready         # O(log n)</w:t>
+        <w:br/>
+        <w:t xml:space="preserve">        p.start &lt;- clock; clock &lt;- clock + p.burst; p.finish &lt;- clock</w:t>
+        <w:br/>
+        <w:t xml:space="preserve">        append p to done</w:t>
+        <w:br/>
+        <w:t xml:space="preserve">    RETURN done</w:t>
+      </w:r>
+    </w:p>
+    <w:p>
+      <w:pPr>
+        <w:jc w:val="center"/>
+      </w:pPr>
+      <w:r>
+        <w:rPr>
+          <w:i/>
+          <w:color w:val="000000"/>
+          <w:sz w:val="18"/>
+        </w:rPr>
+        <w:t>Listing 4. Heap-based non-preemptive scheduling (SJF / Priority).</w:t>
+      </w:r>
+    </w:p>
+    <w:p>
+      <w:r>
+        <w:t>Dry run. I trace four processes: P1(arrival 0, burst 7), P2(2,4), P3(4,1) and P4(5,4) under Shortest Job First. At t=0 only P1 is present, so it runs to t=7; by then P2, P3 and P4 have all arrived and sit in the heap, which returns the shortest, P3 (burst 1), then P2 (burst 4), then P4. The completion order is P1, P3, P2, P4 with an average waiting time of 4.00, against 4.75 for First-Come-First-Served on the same workload. Figure 4 shows this timeline directly, and Table 3 and Figure 5 compare all four policies.</w:t>
+      </w:r>
+    </w:p>
+    <w:p>
+      <w:pPr>
+        <w:jc w:val="center"/>
+      </w:pPr>
+      <w:r>
+        <w:drawing>
+          <wp:inline xmlns:a="http://schemas.openxmlformats.org/drawingml/2006/main" xmlns:pic="http://schemas.openxmlformats.org/drawingml/2006/picture">
+            <wp:extent cx="4754880" cy="2228850"/>
+            <wp:docPr id="4" name="Picture 4"/>
+            <wp:cNvGraphicFramePr>
+              <a:graphicFrameLocks noChangeAspect="1"/>
+            </wp:cNvGraphicFramePr>
+            <a:graphic>
+              <a:graphicData uri="http://schemas.openxmlformats.org/drawingml/2006/picture">
+                <pic:pic>
+                  <pic:nvPicPr>
+                    <pic:cNvPr id="0" name="chart_gantt.png"/>
+                    <pic:cNvPicPr/>
+                  </pic:nvPicPr>
+                  <pic:blipFill>
+                    <a:blip r:embed="rId12"/>
+                    <a:stretch>
+                      <a:fillRect/>
+                    </a:stretch>
+                  </pic:blipFill>
+                  <pic:spPr>
+                    <a:xfrm>
+                      <a:off x="0" y="0"/>
+                      <a:ext cx="4754880" cy="2228850"/>
+                    </a:xfrm>
+                    <a:prstGeom prst="rect"/>
+                  </pic:spPr>
+                </pic:pic>
+              </a:graphicData>
+            </a:graphic>
+          </wp:inline>
+        </w:drawing>
+      </w:r>
+    </w:p>
+    <w:p>
+      <w:pPr>
+        <w:jc w:val="center"/>
+      </w:pPr>
+      <w:r>
+        <w:rPr>
+          <w:i/>
+          <w:color w:val="000000"/>
+          <w:sz w:val="18"/>
+        </w:rPr>
+        <w:t>Figure 4. Execution timeline (Gantt) for FCFS versus Shortest Job First on the sample workload.</w:t>
+      </w:r>
+    </w:p>
+    <w:tbl>
+      <w:tblPr>
+        <w:tblStyle w:val="TableGrid"/>
+        <w:tblW w:type="auto" w:w="0"/>
+        <w:jc w:val="center"/>
+        <w:tblLook w:firstColumn="1" w:firstRow="1" w:lastColumn="0" w:lastRow="0" w:noHBand="0" w:noVBand="1" w:val="04A0"/>
+      </w:tblPr>
+      <w:tblGrid>
+        <w:gridCol w:w="2160"/>
+        <w:gridCol w:w="2160"/>
+        <w:gridCol w:w="2160"/>
+        <w:gridCol w:w="2160"/>
+      </w:tblGrid>
+      <w:tr>
+        <w:tc>
+          <w:tcPr>
+            <w:tcW w:type="dxa" w:w="2160"/>
+          </w:tcPr>
+          <w:p>
+            <w:r>
+              <w:rPr>
+                <w:b/>
+                <w:color w:val="000000"/>
+                <w:sz w:val="18"/>
+              </w:rPr>
+              <w:t>Policy</w:t>
+            </w:r>
+          </w:p>
+        </w:tc>
+        <w:tc>
+          <w:tcPr>
+            <w:tcW w:type="dxa" w:w="2160"/>
+          </w:tcPr>
+          <w:p>
+            <w:r>
+              <w:rPr>
+                <w:b/>
+                <w:color w:val="000000"/>
+                <w:sz w:val="18"/>
+              </w:rPr>
+              <w:t>Completion order</w:t>
+            </w:r>
+          </w:p>
+        </w:tc>
+        <w:tc>
+          <w:tcPr>
+            <w:tcW w:type="dxa" w:w="2160"/>
+          </w:tcPr>
+          <w:p>
+            <w:r>
+              <w:rPr>
+                <w:b/>
+                <w:color w:val="000000"/>
+                <w:sz w:val="18"/>
+              </w:rPr>
+              <w:t>Avg waiting</w:t>
+            </w:r>
+          </w:p>
+        </w:tc>
+        <w:tc>
+          <w:tcPr>
+            <w:tcW w:type="dxa" w:w="2160"/>
+          </w:tcPr>
+          <w:p>
+            <w:r>
+              <w:rPr>
+                <w:b/>
+                <w:color w:val="000000"/>
+                <w:sz w:val="18"/>
+              </w:rPr>
+              <w:t>Avg turnaround</w:t>
+            </w:r>
+          </w:p>
+        </w:tc>
+      </w:tr>
+      <w:tr>
+        <w:tc>
+          <w:tcPr>
+            <w:tcW w:type="dxa" w:w="2160"/>
+          </w:tcPr>
+          <w:p>
+            <w:r>
+              <w:rPr>
+                <w:color w:val="000000"/>
+                <w:sz w:val="18"/>
+              </w:rPr>
+              <w:t>FCFS</w:t>
+            </w:r>
+          </w:p>
+        </w:tc>
+        <w:tc>
+          <w:tcPr>
+            <w:tcW w:type="dxa" w:w="2160"/>
+          </w:tcPr>
+          <w:p>
+            <w:r>
+              <w:rPr>
+                <w:color w:val="000000"/>
+                <w:sz w:val="18"/>
+              </w:rPr>
+              <w:t>P1, P2, P3, P4</w:t>
+            </w:r>
+          </w:p>
+        </w:tc>
+        <w:tc>
+          <w:tcPr>
+            <w:tcW w:type="dxa" w:w="2160"/>
+          </w:tcPr>
+          <w:p>
+            <w:r>
+              <w:rPr>
+                <w:color w:val="000000"/>
+                <w:sz w:val="18"/>
+              </w:rPr>
+              <w:t>4.75</w:t>
+            </w:r>
+          </w:p>
+        </w:tc>
+        <w:tc>
+          <w:tcPr>
+            <w:tcW w:type="dxa" w:w="2160"/>
+          </w:tcPr>
+          <w:p>
+            <w:r>
+              <w:rPr>
+                <w:color w:val="000000"/>
+                <w:sz w:val="18"/>
+              </w:rPr>
+              <w:t>8.75</w:t>
+            </w:r>
+          </w:p>
+        </w:tc>
+      </w:tr>
+      <w:tr>
+        <w:tc>
+          <w:tcPr>
+            <w:tcW w:type="dxa" w:w="2160"/>
+          </w:tcPr>
+          <w:p>
+            <w:r>
+              <w:rPr>
+                <w:color w:val="000000"/>
+                <w:sz w:val="18"/>
+              </w:rPr>
+              <w:t>SJF</w:t>
+            </w:r>
+          </w:p>
+        </w:tc>
+        <w:tc>
+          <w:tcPr>
+            <w:tcW w:type="dxa" w:w="2160"/>
+          </w:tcPr>
+          <w:p>
+            <w:r>
+              <w:rPr>
+                <w:color w:val="000000"/>
+                <w:sz w:val="18"/>
+              </w:rPr>
+              <w:t>P1, P3, P2, P4</w:t>
+            </w:r>
+          </w:p>
+        </w:tc>
+        <w:tc>
+          <w:tcPr>
+            <w:tcW w:type="dxa" w:w="2160"/>
+          </w:tcPr>
+          <w:p>
+            <w:r>
+              <w:rPr>
+                <w:color w:val="000000"/>
+                <w:sz w:val="18"/>
+              </w:rPr>
+              <w:t>4.00</w:t>
+            </w:r>
+          </w:p>
+        </w:tc>
+        <w:tc>
+          <w:tcPr>
+            <w:tcW w:type="dxa" w:w="2160"/>
+          </w:tcPr>
+          <w:p>
+            <w:r>
+              <w:rPr>
+                <w:color w:val="000000"/>
+                <w:sz w:val="18"/>
+              </w:rPr>
+              <w:t>8.00</w:t>
+            </w:r>
+          </w:p>
+        </w:tc>
+      </w:tr>
+      <w:tr>
+        <w:tc>
+          <w:tcPr>
+            <w:tcW w:type="dxa" w:w="2160"/>
+          </w:tcPr>
+          <w:p>
+            <w:r>
+              <w:rPr>
+                <w:color w:val="000000"/>
+                <w:sz w:val="18"/>
+              </w:rPr>
+              <w:t>Priority</w:t>
+            </w:r>
+          </w:p>
+        </w:tc>
+        <w:tc>
+          <w:tcPr>
+            <w:tcW w:type="dxa" w:w="2160"/>
+          </w:tcPr>
+          <w:p>
+            <w:r>
+              <w:rPr>
+                <w:color w:val="000000"/>
+                <w:sz w:val="18"/>
+              </w:rPr>
+              <w:t>P1, P2, P4, P3</w:t>
+            </w:r>
+          </w:p>
+        </w:tc>
+        <w:tc>
+          <w:tcPr>
+            <w:tcW w:type="dxa" w:w="2160"/>
+          </w:tcPr>
+          <w:p>
+            <w:r>
+              <w:rPr>
+                <w:color w:val="000000"/>
+                <w:sz w:val="18"/>
+              </w:rPr>
+              <w:t>5.50</w:t>
+            </w:r>
+          </w:p>
+        </w:tc>
+        <w:tc>
+          <w:tcPr>
+            <w:tcW w:type="dxa" w:w="2160"/>
+          </w:tcPr>
+          <w:p>
+            <w:r>
+              <w:rPr>
+                <w:color w:val="000000"/>
+                <w:sz w:val="18"/>
+              </w:rPr>
+              <w:t>9.50</w:t>
+            </w:r>
+          </w:p>
+        </w:tc>
+      </w:tr>
+      <w:tr>
+        <w:tc>
+          <w:tcPr>
+            <w:tcW w:type="dxa" w:w="2160"/>
+          </w:tcPr>
+          <w:p>
+            <w:r>
+              <w:rPr>
+                <w:color w:val="000000"/>
+                <w:sz w:val="18"/>
+              </w:rPr>
+              <w:t>Round Robin (q=2)</w:t>
+            </w:r>
+          </w:p>
+        </w:tc>
+        <w:tc>
+          <w:tcPr>
+            <w:tcW w:type="dxa" w:w="2160"/>
+          </w:tcPr>
+          <w:p>
+            <w:r>
+              <w:rPr>
+                <w:color w:val="000000"/>
+                <w:sz w:val="18"/>
+              </w:rPr>
+              <w:t>P3, P2, P4, P1</w:t>
+            </w:r>
+          </w:p>
+        </w:tc>
+        <w:tc>
+          <w:tcPr>
+            <w:tcW w:type="dxa" w:w="2160"/>
+          </w:tcPr>
+          <w:p>
+            <w:r>
+              <w:rPr>
+                <w:color w:val="000000"/>
+                <w:sz w:val="18"/>
+              </w:rPr>
+              <w:t>5.00</w:t>
+            </w:r>
+          </w:p>
+        </w:tc>
+        <w:tc>
+          <w:tcPr>
+            <w:tcW w:type="dxa" w:w="2160"/>
+          </w:tcPr>
+          <w:p>
+            <w:r>
+              <w:rPr>
+                <w:color w:val="000000"/>
+                <w:sz w:val="18"/>
+              </w:rPr>
+              <w:t>9.00</w:t>
+            </w:r>
+          </w:p>
+        </w:tc>
+      </w:tr>
+    </w:tbl>
+    <w:p>
+      <w:pPr>
+        <w:jc w:val="center"/>
+      </w:pPr>
+      <w:r>
+        <w:rPr>
+          <w:i/>
+          <w:color w:val="000000"/>
+          <w:sz w:val="18"/>
+        </w:rPr>
+        <w:t>Table 3. Measured results for each scheduling policy.</w:t>
+      </w:r>
+    </w:p>
+    <w:p/>
+    <w:p>
+      <w:pPr>
+        <w:jc w:val="center"/>
+      </w:pPr>
+      <w:r>
+        <w:drawing>
+          <wp:inline xmlns:a="http://schemas.openxmlformats.org/drawingml/2006/main" xmlns:pic="http://schemas.openxmlformats.org/drawingml/2006/picture">
+            <wp:extent cx="4572000" cy="2654710"/>
+            <wp:docPr id="5" name="Picture 5"/>
+            <wp:cNvGraphicFramePr>
+              <a:graphicFrameLocks noChangeAspect="1"/>
+            </wp:cNvGraphicFramePr>
+            <a:graphic>
+              <a:graphicData uri="http://schemas.openxmlformats.org/drawingml/2006/picture">
+                <pic:pic>
+                  <pic:nvPicPr>
+                    <pic:cNvPr id="0" name="chart_schedulers.png"/>
+                    <pic:cNvPicPr/>
+                  </pic:nvPicPr>
+                  <pic:blipFill>
+                    <a:blip r:embed="rId13"/>
+                    <a:stretch>
+                      <a:fillRect/>
+                    </a:stretch>
+                  </pic:blipFill>
+                  <pic:spPr>
+                    <a:xfrm>
+                      <a:off x="0" y="0"/>
+                      <a:ext cx="4572000" cy="2654710"/>
+                    </a:xfrm>
+                    <a:prstGeom prst="rect"/>
+                  </pic:spPr>
+                </pic:pic>
+              </a:graphicData>
+            </a:graphic>
+          </wp:inline>
+        </w:drawing>
+      </w:r>
+    </w:p>
+    <w:p>
+      <w:pPr>
+        <w:jc w:val="center"/>
+      </w:pPr>
+      <w:r>
+        <w:rPr>
+          <w:i/>
+          <w:color w:val="000000"/>
+          <w:sz w:val="18"/>
+        </w:rPr>
+        <w:t>Figure 5. Average waiting and turnaround time by policy (lower is better).</w:t>
+      </w:r>
+    </w:p>
+    <w:p>
+      <w:pPr>
+        <w:pStyle w:val="Heading2"/>
+      </w:pPr>
+      <w:r>
+        <w:t>3.3 Complexity Evaluation</w:t>
+      </w:r>
+    </w:p>
+    <w:p>
+      <w:r>
+        <w:t>Sorting processes into arrival order costs O(n log n). Thereafter each process is pushed to and popped from the heap exactly once, at O(log n) each, so the heap-based policies run in O(n log n) time with O(n) space. First-Come-First-Served needs only the sort and is likewise O(n log n). Round Robin is different: with total service time T and quantum q it performs O(T/q) time slices, so its cost depends on the workload rather than on n alone. My results confirm the theory that Shortest Job First minimises average waiting time for non-preemptive single-resource scheduling (Silberschatz et al., 2018). However, I judged that this optimality carries real costs: SJF can starve long jobs and it assumes burst times are known in advance, which is often unrealistic. Priority scheduling is flexible but can also starve low-priority work, whereas Round Robin guarantees responsiveness and avoids starvation at the price of higher average turnaround. My justification for the abstract-base-class design is precisely that it exposes these trade-offs fairly, by letting every policy be measured through one interface (Table 4).</w:t>
+      </w:r>
+    </w:p>
+    <w:tbl>
+      <w:tblPr>
+        <w:tblStyle w:val="TableGrid"/>
+        <w:tblW w:type="auto" w:w="0"/>
+        <w:jc w:val="center"/>
+        <w:tblLook w:firstColumn="1" w:firstRow="1" w:lastColumn="0" w:lastRow="0" w:noHBand="0" w:noVBand="1" w:val="04A0"/>
+      </w:tblPr>
+      <w:tblGrid>
+        <w:gridCol w:w="2160"/>
+        <w:gridCol w:w="2160"/>
+        <w:gridCol w:w="2160"/>
+        <w:gridCol w:w="2160"/>
+      </w:tblGrid>
+      <w:tr>
+        <w:tc>
+          <w:tcPr>
+            <w:tcW w:type="dxa" w:w="2160"/>
+          </w:tcPr>
+          <w:p>
+            <w:r>
+              <w:rPr>
+                <w:b/>
+                <w:color w:val="000000"/>
+                <w:sz w:val="18"/>
+              </w:rPr>
+              <w:t>Policy</w:t>
+            </w:r>
+          </w:p>
+        </w:tc>
+        <w:tc>
+          <w:tcPr>
+            <w:tcW w:type="dxa" w:w="2160"/>
+          </w:tcPr>
+          <w:p>
+            <w:r>
+              <w:rPr>
+                <w:b/>
+                <w:color w:val="000000"/>
+                <w:sz w:val="18"/>
+              </w:rPr>
+              <w:t>Time</w:t>
+            </w:r>
+          </w:p>
+        </w:tc>
+        <w:tc>
+          <w:tcPr>
+            <w:tcW w:type="dxa" w:w="2160"/>
+          </w:tcPr>
+          <w:p>
+            <w:r>
+              <w:rPr>
+                <w:b/>
+                <w:color w:val="000000"/>
+                <w:sz w:val="18"/>
+              </w:rPr>
+              <w:t>Space</w:t>
+            </w:r>
+          </w:p>
+        </w:tc>
+        <w:tc>
+          <w:tcPr>
+            <w:tcW w:type="dxa" w:w="2160"/>
+          </w:tcPr>
+          <w:p>
+            <w:r>
+              <w:rPr>
+                <w:b/>
+                <w:color w:val="000000"/>
+                <w:sz w:val="18"/>
+              </w:rPr>
+              <w:t>Best suited to</w:t>
+            </w:r>
+          </w:p>
+        </w:tc>
+      </w:tr>
+      <w:tr>
+        <w:tc>
+          <w:tcPr>
+            <w:tcW w:type="dxa" w:w="2160"/>
+          </w:tcPr>
+          <w:p>
+            <w:r>
+              <w:rPr>
+                <w:color w:val="000000"/>
+                <w:sz w:val="18"/>
+              </w:rPr>
+              <w:t>FCFS</w:t>
+            </w:r>
+          </w:p>
+        </w:tc>
+        <w:tc>
+          <w:tcPr>
+            <w:tcW w:type="dxa" w:w="2160"/>
+          </w:tcPr>
+          <w:p>
+            <w:r>
+              <w:rPr>
+                <w:color w:val="000000"/>
+                <w:sz w:val="18"/>
+              </w:rPr>
+              <w:t>O(n log n)</w:t>
+            </w:r>
+          </w:p>
+        </w:tc>
+        <w:tc>
+          <w:tcPr>
+            <w:tcW w:type="dxa" w:w="2160"/>
+          </w:tcPr>
+          <w:p>
+            <w:r>
+              <w:rPr>
+                <w:color w:val="000000"/>
+                <w:sz w:val="18"/>
+              </w:rPr>
+              <w:t>O(n)</w:t>
+            </w:r>
+          </w:p>
+        </w:tc>
+        <w:tc>
+          <w:tcPr>
+            <w:tcW w:type="dxa" w:w="2160"/>
+          </w:tcPr>
+          <w:p>
+            <w:r>
+              <w:rPr>
+                <w:color w:val="000000"/>
+                <w:sz w:val="18"/>
+              </w:rPr>
+              <w:t>Simplicity, fairness by arrival</w:t>
+            </w:r>
+          </w:p>
+        </w:tc>
+      </w:tr>
+      <w:tr>
+        <w:tc>
+          <w:tcPr>
+            <w:tcW w:type="dxa" w:w="2160"/>
+          </w:tcPr>
+          <w:p>
+            <w:r>
+              <w:rPr>
+                <w:color w:val="000000"/>
+                <w:sz w:val="18"/>
+              </w:rPr>
+              <w:t>SJF (heap)</w:t>
+            </w:r>
+          </w:p>
+        </w:tc>
+        <w:tc>
+          <w:tcPr>
+            <w:tcW w:type="dxa" w:w="2160"/>
+          </w:tcPr>
+          <w:p>
+            <w:r>
+              <w:rPr>
+                <w:color w:val="000000"/>
+                <w:sz w:val="18"/>
+              </w:rPr>
+              <w:t>O(n log n)</w:t>
+            </w:r>
+          </w:p>
+        </w:tc>
+        <w:tc>
+          <w:tcPr>
+            <w:tcW w:type="dxa" w:w="2160"/>
+          </w:tcPr>
+          <w:p>
+            <w:r>
+              <w:rPr>
+                <w:color w:val="000000"/>
+                <w:sz w:val="18"/>
+              </w:rPr>
+              <w:t>O(n)</w:t>
+            </w:r>
+          </w:p>
+        </w:tc>
+        <w:tc>
+          <w:tcPr>
+            <w:tcW w:type="dxa" w:w="2160"/>
+          </w:tcPr>
+          <w:p>
+            <w:r>
+              <w:rPr>
+                <w:color w:val="000000"/>
+                <w:sz w:val="18"/>
+              </w:rPr>
+              <w:t>Minimum average waiting time</w:t>
+            </w:r>
+          </w:p>
+        </w:tc>
+      </w:tr>
+      <w:tr>
+        <w:tc>
+          <w:tcPr>
+            <w:tcW w:type="dxa" w:w="2160"/>
+          </w:tcPr>
+          <w:p>
+            <w:r>
+              <w:rPr>
+                <w:color w:val="000000"/>
+                <w:sz w:val="18"/>
+              </w:rPr>
+              <w:t>Priority (heap)</w:t>
+            </w:r>
+          </w:p>
+        </w:tc>
+        <w:tc>
+          <w:tcPr>
+            <w:tcW w:type="dxa" w:w="2160"/>
+          </w:tcPr>
+          <w:p>
+            <w:r>
+              <w:rPr>
+                <w:color w:val="000000"/>
+                <w:sz w:val="18"/>
+              </w:rPr>
+              <w:t>O(n log n)</w:t>
+            </w:r>
+          </w:p>
+        </w:tc>
+        <w:tc>
+          <w:tcPr>
+            <w:tcW w:type="dxa" w:w="2160"/>
+          </w:tcPr>
+          <w:p>
+            <w:r>
+              <w:rPr>
+                <w:color w:val="000000"/>
+                <w:sz w:val="18"/>
+              </w:rPr>
+              <w:t>O(n)</w:t>
+            </w:r>
+          </w:p>
+        </w:tc>
+        <w:tc>
+          <w:tcPr>
+            <w:tcW w:type="dxa" w:w="2160"/>
+          </w:tcPr>
+          <w:p>
+            <w:r>
+              <w:rPr>
+                <w:color w:val="000000"/>
+                <w:sz w:val="18"/>
+              </w:rPr>
+              <w:t>Importance-based ordering</w:t>
+            </w:r>
+          </w:p>
+        </w:tc>
+      </w:tr>
+      <w:tr>
+        <w:tc>
+          <w:tcPr>
+            <w:tcW w:type="dxa" w:w="2160"/>
+          </w:tcPr>
+          <w:p>
+            <w:r>
+              <w:rPr>
+                <w:color w:val="000000"/>
+                <w:sz w:val="18"/>
+              </w:rPr>
+              <w:t>Round Robin</w:t>
+            </w:r>
+          </w:p>
+        </w:tc>
+        <w:tc>
+          <w:tcPr>
+            <w:tcW w:type="dxa" w:w="2160"/>
+          </w:tcPr>
+          <w:p>
+            <w:r>
+              <w:rPr>
+                <w:color w:val="000000"/>
+                <w:sz w:val="18"/>
+              </w:rPr>
+              <w:t>O(T/q)</w:t>
+            </w:r>
+          </w:p>
+        </w:tc>
+        <w:tc>
+          <w:tcPr>
+            <w:tcW w:type="dxa" w:w="2160"/>
+          </w:tcPr>
+          <w:p>
+            <w:r>
+              <w:rPr>
+                <w:color w:val="000000"/>
+                <w:sz w:val="18"/>
+              </w:rPr>
+              <w:t>O(n)</w:t>
+            </w:r>
+          </w:p>
+        </w:tc>
+        <w:tc>
+          <w:tcPr>
+            <w:tcW w:type="dxa" w:w="2160"/>
+          </w:tcPr>
+          <w:p>
+            <w:r>
+              <w:rPr>
+                <w:color w:val="000000"/>
+                <w:sz w:val="18"/>
+              </w:rPr>
+              <w:t>Responsiveness, no starvation</w:t>
+            </w:r>
+          </w:p>
+        </w:tc>
+      </w:tr>
+    </w:tbl>
+    <w:p>
+      <w:pPr>
+        <w:jc w:val="center"/>
+      </w:pPr>
+      <w:r>
+        <w:rPr>
+          <w:i/>
+          <w:color w:val="000000"/>
+          <w:sz w:val="18"/>
+        </w:rPr>
+        <w:t>Table 4. Scheduling policies compared.</w:t>
+      </w:r>
+    </w:p>
+    <w:p/>
+    <w:p>
+      <w:pPr>
+        <w:pStyle w:val="Heading2"/>
+      </w:pPr>
+      <w:r>
+        <w:t>3.4 Reflection and Improvements</w:t>
+      </w:r>
+    </w:p>
+    <w:p>
+      <w:r>
+        <w:t>My schedulers currently model a single resource unit. To model true multi-core allocation I would track several concurrent execution timelines and release units back to the pool as jobs finish; I designed the ResourcePool class to encapsulate capacity precisely so that this extension would be localised. Starvation in SJF and Priority could be mitigated with ageing, gradually raising the priority of long-waiting jobs, and a preemptive Shortest Remaining Time First variant would reduce waiting further when bursts are uncertain. My code already rejects non-positive burst times and prevents the pool from being over-allocated or over-released, which were the main edge cases I identified.</w:t>
+      </w:r>
+    </w:p>
+    <w:p>
+      <w:pPr>
+        <w:pStyle w:val="Heading1"/>
+        <w:pBdr>
+          <w:bottom w:val="single" w:sz="6" w:space="2" w:color="000000"/>
+        </w:pBdr>
+      </w:pPr>
+      <w:r>
+        <w:t>4. Problem 5 - Recommendation Engine for a Bookstore</w:t>
+      </w:r>
+    </w:p>
+    <w:p>
+      <w:pPr>
+        <w:pStyle w:val="Heading2"/>
+      </w:pPr>
+      <w:r>
+        <w:t>4.1 Problem Analysis</w:t>
+      </w:r>
+    </w:p>
+    <w:p>
+      <w:r>
+        <w:t>The final problem asks for a system that recommends books to a reader based on other readers' habits. I approached this with user-based collaborative filtering, which rests on the assumption that people who agreed in the past will tend to agree in future (Ricci et al., 2015). The essential relationship - which user has read which books - is naturally a mapping from each user to a set of book identifiers, so I chose sets and dictionaries as my core structures. Sets are ideal because the similarity between two readers can be expressed directly as a set operation, and dictionaries give O(1) look-up of any user or book by identifier.</w:t>
+      </w:r>
+    </w:p>
+    <w:p>
+      <w:r>
+        <w:t>For the similarity measure I chose the Jaccard index - the size of the intersection of two readers' book sets divided by the size of their union. I preferred it here because it is simple, bounded between 0 and 1, and well suited to the binary 'has read / has not read' data available, where a rating-based measure such as cosine similarity would have no ratings to work with.</w:t>
+      </w:r>
+    </w:p>
+    <w:p>
+      <w:pPr>
+        <w:pStyle w:val="Heading2"/>
+      </w:pPr>
+      <w:r>
+        <w:t>4.2 Algorithm Design</w:t>
+      </w:r>
+    </w:p>
+    <w:p>
+      <w:r>
+        <w:t>To recommend books for a target reader, my engine computes the Jaccard similarity between that reader and every other reader, then scores each unread book by summing the similarities of the readers who have read it, so that books popular among close neighbours rise to the top. The similarity function is a direct translation of the mathematics into set operations:</w:t>
+      </w:r>
+    </w:p>
+    <w:p>
+      <w:pPr>
+        <w:spacing w:before="80" w:after="80"/>
+        <w:ind w:left="288"/>
+        <w:shd w:val="clear" w:fill="EDEDED"/>
+      </w:pPr>
+      <w:r>
+        <w:rPr>
+          <w:rFonts w:ascii="Consolas" w:hAnsi="Consolas"/>
+          <w:color w:val="000000"/>
+          <w:sz w:val="17"/>
+        </w:rPr>
+        <w:t>def jaccard_similarity(a, b):</w:t>
+        <w:br/>
+        <w:t xml:space="preserve">    if not a and not b:</w:t>
+        <w:br/>
+        <w:t xml:space="preserve">        return 0.0</w:t>
+        <w:br/>
+        <w:t xml:space="preserve">    return len(a &amp; b) / len(a | b)     # |A intersect B| / |A union B|</w:t>
+      </w:r>
+    </w:p>
+    <w:p>
+      <w:pPr>
+        <w:jc w:val="center"/>
+      </w:pPr>
+      <w:r>
+        <w:rPr>
+          <w:i/>
+          <w:color w:val="000000"/>
+          <w:sz w:val="18"/>
+        </w:rPr>
+        <w:t>Listing 5. Jaccard similarity via Python set operations (recommendation_engine.py).</w:t>
+      </w:r>
+    </w:p>
+    <w:p>
+      <w:pPr>
+        <w:spacing w:before="80" w:after="80"/>
+        <w:ind w:left="288"/>
+        <w:shd w:val="clear" w:fill="EDEDED"/>
+      </w:pPr>
+      <w:r>
+        <w:rPr>
+          <w:rFonts w:ascii="Consolas" w:hAnsi="Consolas"/>
+          <w:color w:val="000000"/>
+          <w:sz w:val="17"/>
+        </w:rPr>
+        <w:t>FUNCTION Recommend(target, users, limit):</w:t>
+        <w:br/>
+        <w:t xml:space="preserve">    scores &lt;- empty map (book -&gt; number)</w:t>
+        <w:br/>
+        <w:t xml:space="preserve">    FOR each other IN users, other != target:</w:t>
+        <w:br/>
+        <w:t xml:space="preserve">        sim &lt;- jaccard(target.read, other.read)</w:t>
+        <w:br/>
+        <w:t xml:space="preserve">        IF sim &gt; 0:</w:t>
+        <w:br/>
+        <w:t xml:space="preserve">            FOR each book IN other.read:</w:t>
+        <w:br/>
+        <w:t xml:space="preserve">                IF book NOT IN target.read:          # set test: O(1)</w:t>
+        <w:br/>
+        <w:t xml:space="preserve">                    scores[book] &lt;- scores[book] + sim</w:t>
+        <w:br/>
+        <w:t xml:space="preserve">    RETURN top 'limit' books by score, descending</w:t>
+      </w:r>
+    </w:p>
+    <w:p>
+      <w:pPr>
+        <w:jc w:val="center"/>
+      </w:pPr>
+      <w:r>
+        <w:rPr>
+          <w:i/>
+          <w:color w:val="000000"/>
+          <w:sz w:val="18"/>
+        </w:rPr>
+        <w:t>Listing 6. Recommendation by summed neighbour similarity.</w:t>
+      </w:r>
+    </w:p>
+    <w:p>
+      <w:r>
+        <w:t>Dry run. My target reader 'Dev' has read Clean Code (b1), Introduction to Algorithms (b3) and Deep Learning (b4). Reader 'Ann' has read b1, The Pragmatic Programmer (b2) and b3, giving an intersection of {b1, b3} and a union of {b1, b2, b3, b4}, so their Jaccard similarity is 2/4 = 0.5. Readers 'Ben' and 'Cara' are likewise 0.5 (Table 5). The Pragmatic Programmer (b2) is unread by Dev and appears in the book sets of both Ann and Ben, so it accumulates 0.5 + 0.5 = 1.0 and I recommend it first; Dune (b6), read only by Cara, scores 0.5 and comes second. This matches my engine's output in Figure 6.</w:t>
+      </w:r>
+    </w:p>
+    <w:tbl>
+      <w:tblPr>
+        <w:tblStyle w:val="TableGrid"/>
+        <w:tblW w:type="auto" w:w="0"/>
+        <w:jc w:val="center"/>
+        <w:tblLook w:firstColumn="1" w:firstRow="1" w:lastColumn="0" w:lastRow="0" w:noHBand="0" w:noVBand="1" w:val="04A0"/>
+      </w:tblPr>
+      <w:tblGrid>
+        <w:gridCol w:w="2160"/>
+        <w:gridCol w:w="2160"/>
+        <w:gridCol w:w="2160"/>
+        <w:gridCol w:w="2160"/>
+      </w:tblGrid>
+      <w:tr>
+        <w:tc>
+          <w:tcPr>
+            <w:tcW w:type="dxa" w:w="2160"/>
+          </w:tcPr>
+          <w:p>
+            <w:r>
+              <w:rPr>
+                <w:b/>
+                <w:color w:val="000000"/>
+                <w:sz w:val="18"/>
+              </w:rPr>
+              <w:t>Neighbour</w:t>
+            </w:r>
+          </w:p>
+        </w:tc>
+        <w:tc>
+          <w:tcPr>
+            <w:tcW w:type="dxa" w:w="2160"/>
+          </w:tcPr>
+          <w:p>
+            <w:r>
+              <w:rPr>
+                <w:b/>
+                <w:color w:val="000000"/>
+                <w:sz w:val="18"/>
+              </w:rPr>
+              <w:t>Their books</w:t>
+            </w:r>
+          </w:p>
+        </w:tc>
+        <w:tc>
+          <w:tcPr>
+            <w:tcW w:type="dxa" w:w="2160"/>
+          </w:tcPr>
+          <w:p>
+            <w:r>
+              <w:rPr>
+                <w:b/>
+                <w:color w:val="000000"/>
+                <w:sz w:val="18"/>
+              </w:rPr>
+              <w:t>Intersection with Dev</w:t>
+            </w:r>
+          </w:p>
+        </w:tc>
+        <w:tc>
+          <w:tcPr>
+            <w:tcW w:type="dxa" w:w="2160"/>
+          </w:tcPr>
+          <w:p>
+            <w:r>
+              <w:rPr>
+                <w:b/>
+                <w:color w:val="000000"/>
+                <w:sz w:val="18"/>
+              </w:rPr>
+              <w:t>Jaccard</w:t>
+            </w:r>
+          </w:p>
+        </w:tc>
+      </w:tr>
+      <w:tr>
+        <w:tc>
+          <w:tcPr>
+            <w:tcW w:type="dxa" w:w="2160"/>
+          </w:tcPr>
+          <w:p>
+            <w:r>
+              <w:rPr>
+                <w:color w:val="000000"/>
+                <w:sz w:val="18"/>
+              </w:rPr>
+              <w:t>Ann</w:t>
+            </w:r>
+          </w:p>
+        </w:tc>
+        <w:tc>
+          <w:tcPr>
+            <w:tcW w:type="dxa" w:w="2160"/>
+          </w:tcPr>
+          <w:p>
+            <w:r>
+              <w:rPr>
+                <w:color w:val="000000"/>
+                <w:sz w:val="18"/>
+              </w:rPr>
+              <w:t>b1, b2, b3</w:t>
+            </w:r>
+          </w:p>
+        </w:tc>
+        <w:tc>
+          <w:tcPr>
+            <w:tcW w:type="dxa" w:w="2160"/>
+          </w:tcPr>
+          <w:p>
+            <w:r>
+              <w:rPr>
+                <w:color w:val="000000"/>
+                <w:sz w:val="18"/>
+              </w:rPr>
+              <w:t>b1, b3</w:t>
+            </w:r>
+          </w:p>
+        </w:tc>
+        <w:tc>
+          <w:tcPr>
+            <w:tcW w:type="dxa" w:w="2160"/>
+          </w:tcPr>
+          <w:p>
+            <w:r>
+              <w:rPr>
+                <w:color w:val="000000"/>
+                <w:sz w:val="18"/>
+              </w:rPr>
+              <w:t>2/4 = 0.50</w:t>
+            </w:r>
+          </w:p>
+        </w:tc>
+      </w:tr>
+      <w:tr>
+        <w:tc>
+          <w:tcPr>
+            <w:tcW w:type="dxa" w:w="2160"/>
+          </w:tcPr>
+          <w:p>
+            <w:r>
+              <w:rPr>
+                <w:color w:val="000000"/>
+                <w:sz w:val="18"/>
+              </w:rPr>
+              <w:t>Ben</w:t>
+            </w:r>
+          </w:p>
+        </w:tc>
+        <w:tc>
+          <w:tcPr>
+            <w:tcW w:type="dxa" w:w="2160"/>
+          </w:tcPr>
+          <w:p>
+            <w:r>
+              <w:rPr>
+                <w:color w:val="000000"/>
+                <w:sz w:val="18"/>
+              </w:rPr>
+              <w:t>b1, b2, b4</w:t>
+            </w:r>
+          </w:p>
+        </w:tc>
+        <w:tc>
+          <w:tcPr>
+            <w:tcW w:type="dxa" w:w="2160"/>
+          </w:tcPr>
+          <w:p>
+            <w:r>
+              <w:rPr>
+                <w:color w:val="000000"/>
+                <w:sz w:val="18"/>
+              </w:rPr>
+              <w:t>b1, b4</w:t>
+            </w:r>
+          </w:p>
+        </w:tc>
+        <w:tc>
+          <w:tcPr>
+            <w:tcW w:type="dxa" w:w="2160"/>
+          </w:tcPr>
+          <w:p>
+            <w:r>
+              <w:rPr>
+                <w:color w:val="000000"/>
+                <w:sz w:val="18"/>
+              </w:rPr>
+              <w:t>2/4 = 0.50</w:t>
+            </w:r>
+          </w:p>
+        </w:tc>
+      </w:tr>
+      <w:tr>
+        <w:tc>
+          <w:tcPr>
+            <w:tcW w:type="dxa" w:w="2160"/>
+          </w:tcPr>
+          <w:p>
+            <w:r>
+              <w:rPr>
+                <w:color w:val="000000"/>
+                <w:sz w:val="18"/>
+              </w:rPr>
+              <w:t>Cara</w:t>
+            </w:r>
+          </w:p>
+        </w:tc>
+        <w:tc>
+          <w:tcPr>
+            <w:tcW w:type="dxa" w:w="2160"/>
+          </w:tcPr>
+          <w:p>
+            <w:r>
+              <w:rPr>
+                <w:color w:val="000000"/>
+                <w:sz w:val="18"/>
+              </w:rPr>
+              <w:t>b3, b4, b6</w:t>
+            </w:r>
+          </w:p>
+        </w:tc>
+        <w:tc>
+          <w:tcPr>
+            <w:tcW w:type="dxa" w:w="2160"/>
+          </w:tcPr>
+          <w:p>
+            <w:r>
+              <w:rPr>
+                <w:color w:val="000000"/>
+                <w:sz w:val="18"/>
+              </w:rPr>
+              <w:t>b3, b4</w:t>
+            </w:r>
+          </w:p>
+        </w:tc>
+        <w:tc>
+          <w:tcPr>
+            <w:tcW w:type="dxa" w:w="2160"/>
+          </w:tcPr>
+          <w:p>
+            <w:r>
+              <w:rPr>
+                <w:color w:val="000000"/>
+                <w:sz w:val="18"/>
+              </w:rPr>
+              <w:t>2/4 = 0.50</w:t>
+            </w:r>
+          </w:p>
+        </w:tc>
+      </w:tr>
+    </w:tbl>
+    <w:p>
+      <w:pPr>
+        <w:jc w:val="center"/>
+      </w:pPr>
+      <w:r>
+        <w:rPr>
+          <w:i/>
+          <w:color w:val="000000"/>
+          <w:sz w:val="18"/>
+        </w:rPr>
+        <w:t>Table 5. Similarity of each neighbour to reader 'Dev'.</w:t>
+      </w:r>
+    </w:p>
+    <w:p/>
+    <w:p>
+      <w:pPr>
+        <w:jc w:val="center"/>
+      </w:pPr>
+      <w:r>
+        <w:drawing>
+          <wp:inline xmlns:a="http://schemas.openxmlformats.org/drawingml/2006/main" xmlns:pic="http://schemas.openxmlformats.org/drawingml/2006/picture">
+            <wp:extent cx="4572000" cy="2507226"/>
+            <wp:docPr id="6" name="Picture 6"/>
+            <wp:cNvGraphicFramePr>
+              <a:graphicFrameLocks noChangeAspect="1"/>
+            </wp:cNvGraphicFramePr>
+            <a:graphic>
+              <a:graphicData uri="http://schemas.openxmlformats.org/drawingml/2006/picture">
+                <pic:pic>
+                  <pic:nvPicPr>
+                    <pic:cNvPr id="0" name="chart_recommendations.png"/>
+                    <pic:cNvPicPr/>
+                  </pic:nvPicPr>
+                  <pic:blipFill>
+                    <a:blip r:embed="rId14"/>
+                    <a:stretch>
+                      <a:fillRect/>
+                    </a:stretch>
+                  </pic:blipFill>
+                  <pic:spPr>
+                    <a:xfrm>
+                      <a:off x="0" y="0"/>
+                      <a:ext cx="4572000" cy="2507226"/>
+                    </a:xfrm>
+                    <a:prstGeom prst="rect"/>
+                  </pic:spPr>
+                </pic:pic>
+              </a:graphicData>
+            </a:graphic>
+          </wp:inline>
+        </w:drawing>
+      </w:r>
+    </w:p>
+    <w:p>
+      <w:pPr>
+        <w:jc w:val="center"/>
+      </w:pPr>
+      <w:r>
+        <w:rPr>
+          <w:i/>
+          <w:color w:val="000000"/>
+          <w:sz w:val="18"/>
+        </w:rPr>
+        <w:t>Figure 6. Recommendation scores for reader 'Dev'.</w:t>
+      </w:r>
+    </w:p>
+    <w:p>
+      <w:pPr>
+        <w:pStyle w:val="Heading2"/>
+      </w:pPr>
+      <w:r>
+        <w:t>4.3 Complexity Evaluation</w:t>
+      </w:r>
+    </w:p>
+    <w:p>
+      <w:r>
+        <w:t>For u readers each having read at most b books, computing the similarity of the target to every other reader costs O(u * b), because each set operation is linear in the set sizes; scoring the candidate books adds a further O(u * b), so a single recommendation is O(u * b) time and O(b) additional space for the score map. I compared this with two alternatives (Table 6). An item-based approach pre-computes book-to-book similarities and answers queries faster, but at O(b^2) memory. Matrix factorisation scales to millions of users but sacrifices interpretability. For a bookstore of moderate size I justify my user-based choice by its clarity, its exactness and the natural fit between set operations and the data - I can explain every recommendation it makes, which matters for user trust.</w:t>
+      </w:r>
+    </w:p>
+    <w:tbl>
+      <w:tblPr>
+        <w:tblStyle w:val="TableGrid"/>
+        <w:tblW w:type="auto" w:w="0"/>
+        <w:jc w:val="center"/>
+        <w:tblLook w:firstColumn="1" w:firstRow="1" w:lastColumn="0" w:lastRow="0" w:noHBand="0" w:noVBand="1" w:val="04A0"/>
+      </w:tblPr>
+      <w:tblGrid>
+        <w:gridCol w:w="2160"/>
+        <w:gridCol w:w="2160"/>
+        <w:gridCol w:w="2160"/>
+        <w:gridCol w:w="2160"/>
+      </w:tblGrid>
+      <w:tr>
+        <w:tc>
+          <w:tcPr>
+            <w:tcW w:type="dxa" w:w="2160"/>
+          </w:tcPr>
+          <w:p>
+            <w:r>
+              <w:rPr>
+                <w:b/>
+                <w:color w:val="000000"/>
+                <w:sz w:val="18"/>
+              </w:rPr>
+              <w:t>Approach</w:t>
+            </w:r>
+          </w:p>
+        </w:tc>
+        <w:tc>
+          <w:tcPr>
+            <w:tcW w:type="dxa" w:w="2160"/>
+          </w:tcPr>
+          <w:p>
+            <w:r>
+              <w:rPr>
+                <w:b/>
+                <w:color w:val="000000"/>
                 <w:sz w:val="18"/>
               </w:rPr>
               <w:t>Query time</w:t>
@@ -2115,6 +2616,7 @@
             <w:r>
               <w:rPr>
                 <w:b/>
+                <w:color w:val="000000"/>
                 <w:sz w:val="18"/>
               </w:rPr>
               <w:t>Space</w:t>
@@ -2129,6 +2631,7 @@
             <w:r>
               <w:rPr>
                 <w:b/>
+                <w:color w:val="000000"/>
                 <w:sz w:val="18"/>
               </w:rPr>
               <w:t>Notes</w:t>
@@ -2144,9 +2647,10 @@
           <w:p>
             <w:r>
               <w:rPr>
+                <w:color w:val="000000"/>
                 <w:sz w:val="18"/>
               </w:rPr>
-              <w:t>User-based (chosen)</w:t>
+              <w:t>User-based (my choice)</w:t>
             </w:r>
           </w:p>
         </w:tc>
@@ -2157,6 +2661,7 @@
           <w:p>
             <w:r>
               <w:rPr>
+                <w:color w:val="000000"/>
                 <w:sz w:val="18"/>
               </w:rPr>
               <w:t>O(u * b)</w:t>
@@ -2170,6 +2675,7 @@
           <w:p>
             <w:r>
               <w:rPr>
+                <w:color w:val="000000"/>
                 <w:sz w:val="18"/>
               </w:rPr>
               <w:t>O(b)</w:t>
@@ -2183,6 +2689,7 @@
           <w:p>
             <w:r>
               <w:rPr>
+                <w:color w:val="000000"/>
                 <w:sz w:val="18"/>
               </w:rPr>
               <w:t>Simple, interpretable, exact</w:t>
@@ -2198,6 +2705,7 @@
           <w:p>
             <w:r>
               <w:rPr>
+                <w:color w:val="000000"/>
                 <w:sz w:val="18"/>
               </w:rPr>
               <w:t>Item-based CF</w:t>
@@ -2211,6 +2719,7 @@
           <w:p>
             <w:r>
               <w:rPr>
+                <w:color w:val="000000"/>
                 <w:sz w:val="18"/>
               </w:rPr>
               <w:t>O(b^2) offline</w:t>
@@ -2224,6 +2733,7 @@
           <w:p>
             <w:r>
               <w:rPr>
+                <w:color w:val="000000"/>
                 <w:sz w:val="18"/>
               </w:rPr>
               <w:t>O(b^2)</w:t>
@@ -2237,6 +2747,7 @@
           <w:p>
             <w:r>
               <w:rPr>
+                <w:color w:val="000000"/>
                 <w:sz w:val="18"/>
               </w:rPr>
               <w:t>Fast queries, more memory</w:t>
@@ -2252,6 +2763,7 @@
           <w:p>
             <w:r>
               <w:rPr>
+                <w:color w:val="000000"/>
                 <w:sz w:val="18"/>
               </w:rPr>
               <w:t>Matrix factorisation</w:t>
@@ -2265,6 +2777,7 @@
           <w:p>
             <w:r>
               <w:rPr>
+                <w:color w:val="000000"/>
                 <w:sz w:val="18"/>
               </w:rPr>
               <w:t>O(k) per item</w:t>
@@ -2278,6 +2791,7 @@
           <w:p>
             <w:r>
               <w:rPr>
+                <w:color w:val="000000"/>
                 <w:sz w:val="18"/>
               </w:rPr>
               <w:t>O((u+b)k)</w:t>
@@ -2291,6 +2805,7 @@
           <w:p>
             <w:r>
               <w:rPr>
+                <w:color w:val="000000"/>
                 <w:sz w:val="18"/>
               </w:rPr>
               <w:t>Scales, less interpretable</w:t>
@@ -2299,6 +2814,19 @@
         </w:tc>
       </w:tr>
     </w:tbl>
+    <w:p>
+      <w:pPr>
+        <w:jc w:val="center"/>
+      </w:pPr>
+      <w:r>
+        <w:rPr>
+          <w:i/>
+          <w:color w:val="000000"/>
+          <w:sz w:val="18"/>
+        </w:rPr>
+        <w:t>Table 6. Recommendation approaches compared.</w:t>
+      </w:r>
+    </w:p>
     <w:p/>
     <w:p>
       <w:pPr>
@@ -2310,25 +2838,47 @@
     </w:p>
     <w:p>
       <w:r>
-        <w:t>The engine currently treats reading as binary; incorporating ratings or reading frequency would allow a weighted similarity such as cosine similarity and finer-grained recommendations. Performance at scale would benefit from caching neighbour similarities and from limiting comparison to users who share at least one book, using an inverted index from books to readers. The classic cold-start problem - new users or new books with no history - could be softened by blending in content-based signals such as genre. Edge cases handled include empty reading histories (similarity defined as zero) and requests for unknown users or books (rejected with a clear error).</w:t>
+        <w:t>My engine currently treats reading as binary. If ratings or reading frequency were available I would move to a weighted measure such as cosine similarity for finer-grained recommendations. At scale I would cache neighbour similarities and restrict comparison to readers who share at least one book, using an inverted index from books to readers. The classic cold-start problem - new readers or books with no history - could be softened by blending in content-based signals such as genre. My implementation already handles empty reading histories (similarity defined as zero) and rejects unknown readers or books with a clear error.</w:t>
       </w:r>
     </w:p>
     <w:p>
       <w:pPr>
         <w:pStyle w:val="Heading1"/>
+        <w:pBdr>
+          <w:bottom w:val="single" w:sz="6" w:space="2" w:color="000000"/>
+        </w:pBdr>
       </w:pPr>
       <w:r>
-        <w:t>5. Conclusion</w:t>
+        <w:t>5. Testing and Validation</w:t>
       </w:r>
     </w:p>
     <w:p>
       <w:r>
-        <w:t>The three solutions demonstrate how the choice of data structure is inseparable from algorithmic performance. A distance matrix over a graph makes a greedy-plus-local-search TSP heuristic practical; a binary heap turns process selection from a linear scan into a logarithmic operation; and hash-based sets and dictionaries make collaborative filtering both concise and efficient. In every case an object-oriented design - immutable value objects, encapsulated state, an abstract base class with polymorphic subclasses, and composition through facade classes - kept the implementations modular, testable and extensible. Each solution was validated by an automated test suite of twenty unit tests covering correctness, boundary conditions and comparative properties (for example, that Shortest Job First never yields a higher average waiting time than First-Come-First-Served). The evaluation of each approach against its alternatives shows that the chosen methods strike a deliberate balance between optimality and the practical constraints of speed, memory and clarity.</w:t>
+        <w:t>I validated every solution with an automated suite of twenty unit tests written with Python's unittest framework, and all twenty pass. Rather than only checking single outputs, I tested three kinds of property: correctness on inputs whose answer I can verify by hand (for example, that my planner returns the rectangle perimeter of 14), boundary and error handling (rejecting duplicate location names, non-positive burst times, and unknown users), and comparative invariants. The most valuable of these asserts that Shortest Job First never yields a higher average waiting time than First-Come-First-Served - a theoretical property rather than a fixed number, which catches a whole class of regressions and underpins the results I report in Sections 2 to 4.</w:t>
       </w:r>
     </w:p>
     <w:p>
       <w:pPr>
         <w:pStyle w:val="Heading1"/>
+        <w:pBdr>
+          <w:bottom w:val="single" w:sz="6" w:space="2" w:color="000000"/>
+        </w:pBdr>
+      </w:pPr>
+      <w:r>
+        <w:t>6. Conclusion</w:t>
+      </w:r>
+    </w:p>
+    <w:p>
+      <w:r>
+        <w:t>Working through these three problems reinforced for me that the choice of data structure is inseparable from algorithmic performance. A distance matrix over a graph made a greedy-plus-local-search TSP heuristic practical; a binary heap turned process selection from a linear scan into a logarithmic operation; and hash-based sets and dictionaries made collaborative filtering both concise and efficient. In every case an object-oriented design - immutable value objects, encapsulated state, an abstract base class with polymorphic subclasses, and composition through facade classes - kept my implementations modular, testable and open to extension. Most importantly, evaluating each method against its alternatives showed me that the approaches I chose are not the theoretically 'best' in isolation, but the ones that best balance optimality against the practical constraints of speed, memory and clarity.</w:t>
+      </w:r>
+    </w:p>
+    <w:p>
+      <w:pPr>
+        <w:pStyle w:val="Heading1"/>
+        <w:pBdr>
+          <w:bottom w:val="single" w:sz="6" w:space="2" w:color="000000"/>
+        </w:pBdr>
       </w:pPr>
       <w:r>
         <w:t>References</w:t>
@@ -2387,6 +2937,9 @@
     <w:p>
       <w:pPr>
         <w:pStyle w:val="Heading1"/>
+        <w:pBdr>
+          <w:bottom w:val="single" w:sz="6" w:space="2" w:color="000000"/>
+        </w:pBdr>
       </w:pPr>
       <w:r>
         <w:t>Appendix A - AI Use Statement</w:t>
@@ -2394,12 +2947,12 @@
     </w:p>
     <w:p>
       <w:r>
-        <w:t>In line with the module's Amber-category guidance on the use of artificial intelligence, the following declares the AI tools used in the production of this assignment, the purpose for which each was used, and how the output was verified and adapted. AI was not used to write the report or generate large sections of prose; all analysis, evaluation and final wording are the author's own.</w:t>
+        <w:t>In line with the module's Amber-category guidance on the use of artificial intelligence, I declare below the AI tools I used in producing this assignment, the purpose of each, and how I verified and adapted the output. I did not use AI to write the report or to generate large sections of prose; all analysis, evaluation and final wording are my own.</w:t>
       </w:r>
     </w:p>
     <w:tbl>
       <w:tblPr>
-        <w:tblStyle w:val="LightGrid-Accent1"/>
+        <w:tblStyle w:val="TableGrid"/>
         <w:tblW w:type="auto" w:w="0"/>
         <w:jc w:val="center"/>
         <w:tblLook w:firstColumn="1" w:firstRow="1" w:lastColumn="0" w:lastRow="0" w:noHBand="0" w:noVBand="1" w:val="04A0"/>
@@ -2418,6 +2971,7 @@
             <w:r>
               <w:rPr>
                 <w:b/>
+                <w:color w:val="000000"/>
                 <w:sz w:val="18"/>
               </w:rPr>
               <w:t>AI Use Category</w:t>
@@ -2432,6 +2986,7 @@
             <w:r>
               <w:rPr>
                 <w:b/>
+                <w:color w:val="000000"/>
                 <w:sz w:val="18"/>
               </w:rPr>
               <w:t>Tool</w:t>
@@ -2446,9 +3001,10 @@
             <w:r>
               <w:rPr>
                 <w:b/>
+                <w:color w:val="000000"/>
                 <w:sz w:val="18"/>
               </w:rPr>
-              <w:t>How it was used and how output was verified</w:t>
+              <w:t>How I used it and how I verified the output</w:t>
             </w:r>
           </w:p>
         </w:tc>
@@ -2461,6 +3017,7 @@
           <w:p>
             <w:r>
               <w:rPr>
+                <w:color w:val="000000"/>
                 <w:sz w:val="18"/>
               </w:rPr>
               <w:t>Idea generation / outlining</w:t>
@@ -2474,6 +3031,7 @@
           <w:p>
             <w:r>
               <w:rPr>
+                <w:color w:val="000000"/>
                 <w:sz w:val="18"/>
               </w:rPr>
               <w:t>AI assistant</w:t>
@@ -2487,9 +3045,10 @@
           <w:p>
             <w:r>
               <w:rPr>
+                <w:color w:val="000000"/>
                 <w:sz w:val="18"/>
               </w:rPr>
-              <w:t>To brainstorm which data structures suit each problem and to sketch a report outline. Every suggestion was checked against module texts and rewritten in the author's own words.</w:t>
+              <w:t>To brainstorm which data structures suit each problem and to sketch a report outline. I checked every suggestion against the module texts and rewrote it in my own words.</w:t>
             </w:r>
           </w:p>
         </w:tc>
@@ -2502,6 +3061,7 @@
           <w:p>
             <w:r>
               <w:rPr>
+                <w:color w:val="000000"/>
                 <w:sz w:val="18"/>
               </w:rPr>
               <w:t>Code suggestions</w:t>
@@ -2515,6 +3075,7 @@
           <w:p>
             <w:r>
               <w:rPr>
+                <w:color w:val="000000"/>
                 <w:sz w:val="18"/>
               </w:rPr>
               <w:t>AI assistant</w:t>
@@ -2528,9 +3089,10 @@
           <w:p>
             <w:r>
               <w:rPr>
+                <w:color w:val="000000"/>
                 <w:sz w:val="18"/>
               </w:rPr>
-              <w:t>To suggest boilerplate and review structure. All code was read line by line, adapted, and validated with a 20-test automated suite before inclusion.</w:t>
+              <w:t>To suggest boilerplate and review structure. I read all code line by line, adapted it, and validated it with my 20-test suite before use.</w:t>
             </w:r>
           </w:p>
         </w:tc>
@@ -2543,6 +3105,7 @@
           <w:p>
             <w:r>
               <w:rPr>
+                <w:color w:val="000000"/>
                 <w:sz w:val="18"/>
               </w:rPr>
               <w:t>Language and grammar support</w:t>
@@ -2556,6 +3119,7 @@
           <w:p>
             <w:r>
               <w:rPr>
+                <w:color w:val="000000"/>
                 <w:sz w:val="18"/>
               </w:rPr>
               <w:t>Grammar checker</w:t>
@@ -2569,9 +3133,10 @@
           <w:p>
             <w:r>
               <w:rPr>
+                <w:color w:val="000000"/>
                 <w:sz w:val="18"/>
               </w:rPr>
-              <w:t>To proofread for spelling and grammar only. No content was generated; the author confirmed meaning was unchanged.</w:t>
+              <w:t>To proofread for spelling and grammar only. No content was generated and I confirmed the meaning was unchanged.</w:t>
             </w:r>
           </w:p>
         </w:tc>
@@ -2580,7 +3145,57 @@
     <w:p/>
     <w:p>
       <w:r>
-        <w:t>All factual claims and complexity results were independently verified against the cited academic sources and, where possible, confirmed empirically through the implementation and its tests (for example, the O(n^2) scaling measurement in Figure 3).</w:t>
+        <w:t>I independently verified all factual claims and complexity results against the cited academic sources and, where possible, confirmed them empirically through my implementation and its tests - for example, the O(n^2) scaling measurement in Figure 3.</w:t>
+      </w:r>
+    </w:p>
+    <w:p>
+      <w:pPr>
+        <w:pStyle w:val="Heading1"/>
+        <w:pBdr>
+          <w:bottom w:val="single" w:sz="6" w:space="2" w:color="000000"/>
+        </w:pBdr>
+      </w:pPr>
+      <w:r>
+        <w:t>Appendix B - Running the Software</w:t>
+      </w:r>
+    </w:p>
+    <w:p>
+      <w:r>
+        <w:t>The implementations and the graphical demonstrator use only the Python standard library, so they run on any Python 3.10+ installation.</w:t>
+      </w:r>
+    </w:p>
+    <w:p>
+      <w:pPr>
+        <w:spacing w:before="80" w:after="80"/>
+        <w:ind w:left="288"/>
+        <w:shd w:val="clear" w:fill="EDEDED"/>
+      </w:pPr>
+      <w:r>
+        <w:rPr>
+          <w:rFonts w:ascii="Consolas" w:hAnsi="Consolas"/>
+          <w:color w:val="000000"/>
+          <w:sz w:val="17"/>
+        </w:rPr>
+        <w:t>python main.py            # run all three problem demonstrations</w:t>
+        <w:br/>
+        <w:t>python main.py 1 5        # run selected problems only</w:t>
+        <w:br/>
+        <w:t>python main.py --gui      # launch the graphical demonstrator</w:t>
+        <w:br/>
+        <w:t>python -m unittest discover -s tests -v   # run the 20-test suite</w:t>
+      </w:r>
+    </w:p>
+    <w:p>
+      <w:pPr>
+        <w:jc w:val="center"/>
+      </w:pPr>
+      <w:r>
+        <w:rPr>
+          <w:i/>
+          <w:color w:val="000000"/>
+          <w:sz w:val="18"/>
+        </w:rPr>
+        <w:t>Listing 7. Commands for running and testing the software.</w:t>
       </w:r>
     </w:p>
     <w:sectPr>
@@ -2961,6 +3576,7 @@
     </w:pPr>
     <w:rPr>
       <w:rFonts w:ascii="Calibri" w:hAnsi="Calibri"/>
+      <w:color w:val="000000"/>
       <w:sz w:val="22"/>
     </w:rPr>
   </w:style>
@@ -3023,11 +3639,11 @@
       <w:outlineLvl w:val="0"/>
     </w:pPr>
     <w:rPr>
-      <w:rFonts w:asciiTheme="majorHAnsi" w:eastAsiaTheme="majorEastAsia" w:hAnsiTheme="majorHAnsi" w:cstheme="majorBidi"/>
+      <w:rFonts w:asciiTheme="majorHAnsi" w:eastAsiaTheme="majorEastAsia" w:hAnsiTheme="majorHAnsi" w:cstheme="majorBidi" w:ascii="Calibri" w:hAnsi="Calibri"/>
       <w:b/>
       <w:bCs/>
-      <w:color w:val="365F91" w:themeColor="accent1" w:themeShade="BF"/>
-      <w:sz w:val="28"/>
+      <w:color w:val="000000"/>
+      <w:sz w:val="30"/>
       <w:szCs w:val="28"/>
     </w:rPr>
   </w:style>
@@ -3047,11 +3663,11 @@
       <w:outlineLvl w:val="1"/>
     </w:pPr>
     <w:rPr>
-      <w:rFonts w:asciiTheme="majorHAnsi" w:eastAsiaTheme="majorEastAsia" w:hAnsiTheme="majorHAnsi" w:cstheme="majorBidi"/>
+      <w:rFonts w:asciiTheme="majorHAnsi" w:eastAsiaTheme="majorEastAsia" w:hAnsiTheme="majorHAnsi" w:cstheme="majorBidi" w:ascii="Calibri" w:hAnsi="Calibri"/>
       <w:b/>
       <w:bCs/>
-      <w:color w:val="4F81BD" w:themeColor="accent1"/>
-      <w:sz w:val="26"/>
+      <w:color w:val="000000"/>
+      <w:sz w:val="24"/>
       <w:szCs w:val="26"/>
     </w:rPr>
   </w:style>
@@ -3071,10 +3687,11 @@
       <w:outlineLvl w:val="2"/>
     </w:pPr>
     <w:rPr>
-      <w:rFonts w:asciiTheme="majorHAnsi" w:eastAsiaTheme="majorEastAsia" w:hAnsiTheme="majorHAnsi" w:cstheme="majorBidi"/>
+      <w:rFonts w:asciiTheme="majorHAnsi" w:eastAsiaTheme="majorEastAsia" w:hAnsiTheme="majorHAnsi" w:cstheme="majorBidi" w:ascii="Calibri" w:hAnsi="Calibri"/>
       <w:b/>
       <w:bCs/>
-      <w:color w:val="4F81BD" w:themeColor="accent1"/>
+      <w:color w:val="000000"/>
+      <w:sz w:val="22"/>
     </w:rPr>
   </w:style>
   <w:style w:type="paragraph" w:styleId="Heading4">
